--- a/รายงานการปฏิบัติงานสหกิจศึกษา.docx
+++ b/รายงานการปฏิบัติงานสหกิจศึกษา.docx
@@ -5823,7 +5823,7 @@
         <w:spacing w:after="0"/>
         <w:ind w:left="720"/>
         <w:rPr>
-          <w:rFonts w:ascii="TH SarabunPSK" w:hAnsi="TH SarabunPSK" w:cs="TH SarabunPSK" w:hint="cs"/>
+          <w:rFonts w:ascii="TH SarabunPSK" w:hAnsi="TH SarabunPSK" w:cs="TH SarabunPSK"/>
           <w:sz w:val="32"/>
           <w:szCs w:val="32"/>
           <w:cs/>
@@ -10394,7 +10394,7 @@
           <w:noProof/>
         </w:rPr>
         <w:drawing>
-          <wp:anchor distT="0" distB="0" distL="114300" distR="114300" simplePos="0" relativeHeight="251663360" behindDoc="1" locked="0" layoutInCell="1" allowOverlap="1" wp14:anchorId="7508E278" wp14:editId="78F8564B">
+          <wp:anchor distT="0" distB="0" distL="114300" distR="114300" simplePos="0" relativeHeight="251663360" behindDoc="1" locked="0" layoutInCell="1" allowOverlap="1" wp14:anchorId="7508E278" wp14:editId="2A3B3720">
             <wp:simplePos x="0" y="0"/>
             <wp:positionH relativeFrom="column">
               <wp:posOffset>998220</wp:posOffset>
@@ -12715,11 +12715,1666 @@
     <w:p>
       <w:pPr>
         <w:rPr>
-          <w:rFonts w:ascii="TH SarabunPSK" w:hAnsi="TH SarabunPSK" w:cs="TH SarabunPSK" w:hint="cs"/>
-          <w:b/>
-          <w:bCs/>
-          <w:sz w:val="40"/>
-          <w:szCs w:val="40"/>
+          <w:rFonts w:ascii="TH SarabunPSK" w:hAnsi="TH SarabunPSK" w:cs="TH SarabunPSK"/>
+          <w:b/>
+          <w:bCs/>
+          <w:sz w:val="40"/>
+          <w:szCs w:val="40"/>
+        </w:rPr>
+      </w:pPr>
+    </w:p>
+    <w:p>
+      <w:pPr>
+        <w:rPr>
+          <w:rFonts w:ascii="TH SarabunPSK" w:hAnsi="TH SarabunPSK" w:cs="TH SarabunPSK"/>
+          <w:b/>
+          <w:bCs/>
+          <w:sz w:val="40"/>
+          <w:szCs w:val="40"/>
+        </w:rPr>
+      </w:pPr>
+      <w:r>
+        <w:rPr>
+          <w:rFonts w:ascii="TH SarabunPSK" w:hAnsi="TH SarabunPSK" w:cs="TH SarabunPSK"/>
+          <w:b/>
+          <w:bCs/>
+          <w:sz w:val="40"/>
+          <w:szCs w:val="40"/>
+        </w:rPr>
+        <w:lastRenderedPageBreak/>
+        <w:t xml:space="preserve">2.2 </w:t>
+      </w:r>
+      <w:r>
+        <w:rPr>
+          <w:rFonts w:ascii="TH SarabunPSK" w:hAnsi="TH SarabunPSK" w:cs="TH SarabunPSK"/>
+          <w:b/>
+          <w:bCs/>
+          <w:sz w:val="40"/>
+          <w:szCs w:val="40"/>
+          <w:cs/>
+        </w:rPr>
+        <w:t>รายละเอียดของงานที่ปฏิบัติสหกิจศึกษา</w:t>
+      </w:r>
+    </w:p>
+    <w:p>
+      <w:pPr>
+        <w:rPr>
+          <w:rFonts w:ascii="TH SarabunPSK" w:hAnsi="TH SarabunPSK" w:cs="TH SarabunPSK"/>
+          <w:b/>
+          <w:bCs/>
+          <w:color w:val="EE0000"/>
+          <w:sz w:val="40"/>
+          <w:szCs w:val="40"/>
+        </w:rPr>
+      </w:pPr>
+      <w:r>
+        <w:rPr>
+          <w:rFonts w:ascii="TH SarabunPSK" w:hAnsi="TH SarabunPSK" w:cs="TH SarabunPSK"/>
+          <w:b/>
+          <w:bCs/>
+          <w:sz w:val="40"/>
+          <w:szCs w:val="40"/>
+        </w:rPr>
+        <w:tab/>
+      </w:r>
+      <w:r>
+        <w:rPr>
+          <w:rFonts w:ascii="TH SarabunPSK" w:hAnsi="TH SarabunPSK" w:cs="TH SarabunPSK"/>
+          <w:b/>
+          <w:bCs/>
+          <w:color w:val="EE0000"/>
+          <w:sz w:val="40"/>
+          <w:szCs w:val="40"/>
+        </w:rPr>
+        <w:t xml:space="preserve">2.2.1 </w:t>
+      </w:r>
+      <w:r>
+        <w:rPr>
+          <w:rFonts w:ascii="TH SarabunPSK" w:hAnsi="TH SarabunPSK" w:cs="TH SarabunPSK"/>
+          <w:b/>
+          <w:bCs/>
+          <w:color w:val="EE0000"/>
+          <w:sz w:val="40"/>
+          <w:szCs w:val="40"/>
+          <w:cs/>
+        </w:rPr>
+        <w:t>ต</w:t>
+      </w:r>
+      <w:r>
+        <w:rPr>
+          <w:rFonts w:ascii="TH SarabunPSK" w:hAnsi="TH SarabunPSK" w:cs="TH SarabunPSK" w:hint="cs"/>
+          <w:b/>
+          <w:bCs/>
+          <w:color w:val="EE0000"/>
+          <w:sz w:val="40"/>
+          <w:szCs w:val="40"/>
+          <w:cs/>
+        </w:rPr>
+        <w:t>ำ</w:t>
+      </w:r>
+      <w:r>
+        <w:rPr>
+          <w:rFonts w:ascii="TH SarabunPSK" w:hAnsi="TH SarabunPSK" w:cs="TH SarabunPSK"/>
+          <w:b/>
+          <w:bCs/>
+          <w:color w:val="EE0000"/>
+          <w:sz w:val="40"/>
+          <w:szCs w:val="40"/>
+          <w:cs/>
+        </w:rPr>
+        <w:t>แหน่งหน้าที่</w:t>
+      </w:r>
+    </w:p>
+    <w:p>
+      <w:pPr>
+        <w:rPr>
+          <w:rFonts w:ascii="TH SarabunPSK" w:hAnsi="TH SarabunPSK" w:cs="TH SarabunPSK"/>
+          <w:b/>
+          <w:bCs/>
+          <w:color w:val="EE0000"/>
+          <w:sz w:val="40"/>
+          <w:szCs w:val="40"/>
+        </w:rPr>
+      </w:pPr>
+      <w:r>
+        <w:rPr>
+          <w:rFonts w:ascii="TH SarabunPSK" w:hAnsi="TH SarabunPSK" w:cs="TH SarabunPSK"/>
+          <w:b/>
+          <w:bCs/>
+          <w:color w:val="EE0000"/>
+          <w:sz w:val="40"/>
+          <w:szCs w:val="40"/>
+          <w:cs/>
+        </w:rPr>
+        <w:tab/>
+      </w:r>
+      <w:r>
+        <w:rPr>
+          <w:rFonts w:ascii="TH SarabunPSK" w:hAnsi="TH SarabunPSK" w:cs="TH SarabunPSK"/>
+          <w:b/>
+          <w:bCs/>
+          <w:color w:val="EE0000"/>
+          <w:sz w:val="40"/>
+          <w:szCs w:val="40"/>
+        </w:rPr>
+        <w:t xml:space="preserve">2.2.2 </w:t>
+      </w:r>
+      <w:r>
+        <w:rPr>
+          <w:rFonts w:ascii="TH SarabunPSK" w:hAnsi="TH SarabunPSK" w:cs="TH SarabunPSK" w:hint="cs"/>
+          <w:b/>
+          <w:bCs/>
+          <w:color w:val="EE0000"/>
+          <w:sz w:val="40"/>
+          <w:szCs w:val="40"/>
+          <w:cs/>
+        </w:rPr>
+        <w:t>ร</w:t>
+      </w:r>
+      <w:r>
+        <w:rPr>
+          <w:rFonts w:ascii="TH SarabunPSK" w:hAnsi="TH SarabunPSK" w:cs="TH SarabunPSK"/>
+          <w:b/>
+          <w:bCs/>
+          <w:color w:val="EE0000"/>
+          <w:sz w:val="40"/>
+          <w:szCs w:val="40"/>
+          <w:cs/>
+        </w:rPr>
+        <w:t>ายละเอียดของงาน งานวิจัย หรือโครงงานที่ได้รับมอบหมาย</w:t>
+      </w:r>
+    </w:p>
+    <w:p>
+      <w:pPr>
+        <w:pStyle w:val="a9"/>
+        <w:numPr>
+          <w:ilvl w:val="0"/>
+          <w:numId w:val="10"/>
+        </w:numPr>
+        <w:rPr>
+          <w:rFonts w:ascii="TH SarabunPSK" w:hAnsi="TH SarabunPSK" w:cs="TH SarabunPSK"/>
+          <w:b/>
+          <w:bCs/>
+          <w:color w:val="EE0000"/>
+          <w:sz w:val="40"/>
+          <w:szCs w:val="40"/>
+        </w:rPr>
+      </w:pPr>
+      <w:r>
+        <w:rPr>
+          <w:rFonts w:ascii="TH SarabunPSK" w:hAnsi="TH SarabunPSK" w:cs="TH SarabunPSK" w:hint="cs"/>
+          <w:b/>
+          <w:bCs/>
+          <w:color w:val="EE0000"/>
+          <w:sz w:val="40"/>
+          <w:szCs w:val="40"/>
+          <w:cs/>
+        </w:rPr>
+        <w:t>เนื้อเรื่องย่อ</w:t>
+      </w:r>
+    </w:p>
+    <w:p>
+      <w:pPr>
+        <w:pStyle w:val="a9"/>
+        <w:numPr>
+          <w:ilvl w:val="0"/>
+          <w:numId w:val="10"/>
+        </w:numPr>
+        <w:rPr>
+          <w:rFonts w:ascii="TH SarabunPSK" w:hAnsi="TH SarabunPSK" w:cs="TH SarabunPSK"/>
+          <w:b/>
+          <w:bCs/>
+          <w:color w:val="EE0000"/>
+          <w:sz w:val="40"/>
+          <w:szCs w:val="40"/>
+        </w:rPr>
+      </w:pPr>
+      <w:r>
+        <w:rPr>
+          <w:rFonts w:ascii="TH SarabunPSK" w:hAnsi="TH SarabunPSK" w:cs="TH SarabunPSK" w:hint="cs"/>
+          <w:b/>
+          <w:bCs/>
+          <w:color w:val="EE0000"/>
+          <w:sz w:val="40"/>
+          <w:szCs w:val="40"/>
+          <w:cs/>
+        </w:rPr>
+        <w:t>รายละเอียด</w:t>
+      </w:r>
+      <w:r>
+        <w:rPr>
+          <w:rFonts w:ascii="TH SarabunPSK" w:hAnsi="TH SarabunPSK" w:cs="TH SarabunPSK" w:hint="cs"/>
+          <w:b/>
+          <w:bCs/>
+          <w:color w:val="EE0000"/>
+          <w:sz w:val="40"/>
+          <w:szCs w:val="40"/>
+          <w:cs/>
+        </w:rPr>
+        <w:t>วิธีการ</w:t>
+      </w:r>
+    </w:p>
+    <w:p>
+      <w:pPr>
+        <w:ind w:left="720"/>
+        <w:rPr>
+          <w:rFonts w:ascii="TH SarabunPSK" w:hAnsi="TH SarabunPSK" w:cs="TH SarabunPSK"/>
+          <w:b/>
+          <w:bCs/>
+          <w:color w:val="EE0000"/>
+          <w:sz w:val="40"/>
+          <w:szCs w:val="40"/>
+        </w:rPr>
+      </w:pPr>
+      <w:r>
+        <w:rPr>
+          <w:rFonts w:ascii="TH SarabunPSK" w:hAnsi="TH SarabunPSK" w:cs="TH SarabunPSK"/>
+          <w:b/>
+          <w:bCs/>
+          <w:color w:val="EE0000"/>
+          <w:sz w:val="40"/>
+          <w:szCs w:val="40"/>
+        </w:rPr>
+        <w:t xml:space="preserve">2.2.3 </w:t>
+      </w:r>
+      <w:r>
+        <w:rPr>
+          <w:rFonts w:ascii="TH SarabunPSK" w:hAnsi="TH SarabunPSK" w:cs="TH SarabunPSK"/>
+          <w:b/>
+          <w:bCs/>
+          <w:color w:val="EE0000"/>
+          <w:sz w:val="40"/>
+          <w:szCs w:val="40"/>
+          <w:cs/>
+        </w:rPr>
+        <w:t>ขั้นตอนและวิธีการด</w:t>
+      </w:r>
+      <w:r>
+        <w:rPr>
+          <w:rFonts w:ascii="TH SarabunPSK" w:hAnsi="TH SarabunPSK" w:cs="TH SarabunPSK" w:hint="cs"/>
+          <w:b/>
+          <w:bCs/>
+          <w:color w:val="EE0000"/>
+          <w:sz w:val="40"/>
+          <w:szCs w:val="40"/>
+          <w:cs/>
+        </w:rPr>
+        <w:t>ำ</w:t>
+      </w:r>
+      <w:r>
+        <w:rPr>
+          <w:rFonts w:ascii="TH SarabunPSK" w:hAnsi="TH SarabunPSK" w:cs="TH SarabunPSK"/>
+          <w:b/>
+          <w:bCs/>
+          <w:color w:val="EE0000"/>
+          <w:sz w:val="40"/>
+          <w:szCs w:val="40"/>
+          <w:cs/>
+        </w:rPr>
+        <w:t>เนินงาน</w:t>
+      </w:r>
+    </w:p>
+    <w:p>
+      <w:pPr>
+        <w:ind w:left="720"/>
+        <w:rPr>
+          <w:rFonts w:ascii="TH SarabunPSK" w:hAnsi="TH SarabunPSK" w:cs="TH SarabunPSK"/>
+          <w:b/>
+          <w:bCs/>
+          <w:color w:val="EE0000"/>
+          <w:sz w:val="40"/>
+          <w:szCs w:val="40"/>
+        </w:rPr>
+      </w:pPr>
+      <w:r>
+        <w:rPr>
+          <w:rFonts w:ascii="TH SarabunPSK" w:hAnsi="TH SarabunPSK" w:cs="TH SarabunPSK"/>
+          <w:b/>
+          <w:bCs/>
+          <w:color w:val="EE0000"/>
+          <w:sz w:val="40"/>
+          <w:szCs w:val="40"/>
+        </w:rPr>
+        <w:t xml:space="preserve">2.2.4 </w:t>
+      </w:r>
+      <w:r>
+        <w:rPr>
+          <w:rFonts w:ascii="TH SarabunPSK" w:hAnsi="TH SarabunPSK" w:cs="TH SarabunPSK"/>
+          <w:b/>
+          <w:bCs/>
+          <w:color w:val="EE0000"/>
+          <w:sz w:val="40"/>
+          <w:szCs w:val="40"/>
+          <w:cs/>
+        </w:rPr>
+        <w:t>งานที่ได้รับมอบหมายและรายละเอียดของการปฏิบัติงานโดยสรุปในรอบสัปดาห์</w:t>
+      </w:r>
+    </w:p>
+    <w:p>
+      <w:pPr>
+        <w:ind w:left="720"/>
+        <w:rPr>
+          <w:rFonts w:ascii="TH SarabunPSK" w:hAnsi="TH SarabunPSK" w:cs="TH SarabunPSK"/>
+          <w:b/>
+          <w:bCs/>
+          <w:color w:val="EE0000"/>
+          <w:sz w:val="40"/>
+          <w:szCs w:val="40"/>
+        </w:rPr>
+      </w:pPr>
+      <w:r>
+        <w:rPr>
+          <w:rFonts w:ascii="TH SarabunPSK" w:hAnsi="TH SarabunPSK" w:cs="TH SarabunPSK"/>
+          <w:b/>
+          <w:bCs/>
+          <w:color w:val="EE0000"/>
+          <w:sz w:val="40"/>
+          <w:szCs w:val="40"/>
+        </w:rPr>
+        <w:t xml:space="preserve">2.2.5 </w:t>
+      </w:r>
+      <w:r>
+        <w:rPr>
+          <w:rFonts w:ascii="TH SarabunPSK" w:hAnsi="TH SarabunPSK" w:cs="TH SarabunPSK"/>
+          <w:b/>
+          <w:bCs/>
+          <w:color w:val="EE0000"/>
+          <w:sz w:val="40"/>
+          <w:szCs w:val="40"/>
+          <w:cs/>
+        </w:rPr>
+        <w:t>ผลส</w:t>
+      </w:r>
+      <w:r>
+        <w:rPr>
+          <w:rFonts w:ascii="TH SarabunPSK" w:hAnsi="TH SarabunPSK" w:cs="TH SarabunPSK" w:hint="cs"/>
+          <w:b/>
+          <w:bCs/>
+          <w:color w:val="EE0000"/>
+          <w:sz w:val="40"/>
+          <w:szCs w:val="40"/>
+          <w:cs/>
+        </w:rPr>
+        <w:t>ำ</w:t>
+      </w:r>
+      <w:r>
+        <w:rPr>
+          <w:rFonts w:ascii="TH SarabunPSK" w:hAnsi="TH SarabunPSK" w:cs="TH SarabunPSK"/>
+          <w:b/>
+          <w:bCs/>
+          <w:color w:val="EE0000"/>
+          <w:sz w:val="40"/>
+          <w:szCs w:val="40"/>
+          <w:cs/>
+        </w:rPr>
+        <w:t>เร็จของงานที่ได้รับมอบหมาย</w:t>
+      </w:r>
+    </w:p>
+    <w:p>
+      <w:pPr>
+        <w:ind w:left="720"/>
+        <w:rPr>
+          <w:rFonts w:ascii="TH SarabunPSK" w:hAnsi="TH SarabunPSK" w:cs="TH SarabunPSK"/>
+          <w:b/>
+          <w:bCs/>
+          <w:color w:val="EE0000"/>
+          <w:sz w:val="40"/>
+          <w:szCs w:val="40"/>
+        </w:rPr>
+      </w:pPr>
+      <w:r>
+        <w:rPr>
+          <w:rFonts w:ascii="TH SarabunPSK" w:hAnsi="TH SarabunPSK" w:cs="TH SarabunPSK"/>
+          <w:b/>
+          <w:bCs/>
+          <w:color w:val="EE0000"/>
+          <w:sz w:val="40"/>
+          <w:szCs w:val="40"/>
+        </w:rPr>
+        <w:t xml:space="preserve">2.2.6 </w:t>
+      </w:r>
+      <w:r>
+        <w:rPr>
+          <w:rFonts w:ascii="TH SarabunPSK" w:hAnsi="TH SarabunPSK" w:cs="TH SarabunPSK"/>
+          <w:b/>
+          <w:bCs/>
+          <w:color w:val="EE0000"/>
+          <w:sz w:val="40"/>
+          <w:szCs w:val="40"/>
+          <w:cs/>
+        </w:rPr>
+        <w:t>การประยุกต์ใช้ความรู้ในงานและความรู้ที่ศึกษาเพิ่มเติมตลอดการสหกิจศึกษา</w:t>
+      </w:r>
+    </w:p>
+    <w:p>
+      <w:pPr>
+        <w:ind w:left="720"/>
+        <w:rPr>
+          <w:rFonts w:ascii="TH SarabunPSK" w:hAnsi="TH SarabunPSK" w:cs="TH SarabunPSK"/>
+          <w:b/>
+          <w:bCs/>
+          <w:color w:val="EE0000"/>
+          <w:sz w:val="40"/>
+          <w:szCs w:val="40"/>
+        </w:rPr>
+      </w:pPr>
+    </w:p>
+    <w:p>
+      <w:pPr>
+        <w:ind w:left="720"/>
+        <w:rPr>
+          <w:rFonts w:ascii="TH SarabunPSK" w:hAnsi="TH SarabunPSK" w:cs="TH SarabunPSK"/>
+          <w:b/>
+          <w:bCs/>
+          <w:color w:val="EE0000"/>
+          <w:sz w:val="40"/>
+          <w:szCs w:val="40"/>
+        </w:rPr>
+      </w:pPr>
+    </w:p>
+    <w:p>
+      <w:pPr>
+        <w:ind w:left="720"/>
+        <w:rPr>
+          <w:rFonts w:ascii="TH SarabunPSK" w:hAnsi="TH SarabunPSK" w:cs="TH SarabunPSK"/>
+          <w:b/>
+          <w:bCs/>
+          <w:color w:val="EE0000"/>
+          <w:sz w:val="40"/>
+          <w:szCs w:val="40"/>
+        </w:rPr>
+      </w:pPr>
+    </w:p>
+    <w:p>
+      <w:pPr>
+        <w:ind w:left="720"/>
+        <w:rPr>
+          <w:rFonts w:ascii="TH SarabunPSK" w:hAnsi="TH SarabunPSK" w:cs="TH SarabunPSK"/>
+          <w:b/>
+          <w:bCs/>
+          <w:color w:val="EE0000"/>
+          <w:sz w:val="40"/>
+          <w:szCs w:val="40"/>
+        </w:rPr>
+      </w:pPr>
+    </w:p>
+    <w:p>
+      <w:pPr>
+        <w:ind w:left="720"/>
+        <w:rPr>
+          <w:rFonts w:ascii="TH SarabunPSK" w:hAnsi="TH SarabunPSK" w:cs="TH SarabunPSK"/>
+          <w:b/>
+          <w:bCs/>
+          <w:color w:val="EE0000"/>
+          <w:sz w:val="40"/>
+          <w:szCs w:val="40"/>
+        </w:rPr>
+      </w:pPr>
+    </w:p>
+    <w:p>
+      <w:pPr>
+        <w:ind w:left="720"/>
+        <w:rPr>
+          <w:rFonts w:ascii="TH SarabunPSK" w:hAnsi="TH SarabunPSK" w:cs="TH SarabunPSK"/>
+          <w:b/>
+          <w:bCs/>
+          <w:color w:val="EE0000"/>
+          <w:sz w:val="40"/>
+          <w:szCs w:val="40"/>
+        </w:rPr>
+      </w:pPr>
+    </w:p>
+    <w:p>
+      <w:pPr>
+        <w:ind w:left="720"/>
+        <w:rPr>
+          <w:rFonts w:ascii="TH SarabunPSK" w:hAnsi="TH SarabunPSK" w:cs="TH SarabunPSK"/>
+          <w:b/>
+          <w:bCs/>
+          <w:color w:val="EE0000"/>
+          <w:sz w:val="40"/>
+          <w:szCs w:val="40"/>
+        </w:rPr>
+      </w:pPr>
+    </w:p>
+    <w:p>
+      <w:pPr>
+        <w:ind w:left="2160" w:firstLine="720"/>
+        <w:rPr>
+          <w:rFonts w:ascii="TH SarabunPSK" w:hAnsi="TH SarabunPSK" w:cs="TH SarabunPSK"/>
+          <w:b/>
+          <w:bCs/>
+          <w:sz w:val="40"/>
+          <w:szCs w:val="40"/>
+        </w:rPr>
+      </w:pPr>
+      <w:r>
+        <w:rPr>
+          <w:rFonts w:ascii="TH SarabunPSK" w:hAnsi="TH SarabunPSK" w:cs="TH SarabunPSK"/>
+          <w:b/>
+          <w:bCs/>
+          <w:sz w:val="40"/>
+          <w:szCs w:val="40"/>
+          <w:cs/>
+        </w:rPr>
+        <w:lastRenderedPageBreak/>
+        <w:t xml:space="preserve">บทที่ </w:t>
+      </w:r>
+      <w:r>
+        <w:rPr>
+          <w:rFonts w:ascii="TH SarabunPSK" w:hAnsi="TH SarabunPSK" w:cs="TH SarabunPSK"/>
+          <w:b/>
+          <w:bCs/>
+          <w:sz w:val="40"/>
+          <w:szCs w:val="40"/>
+        </w:rPr>
+        <w:t xml:space="preserve">3 </w:t>
+      </w:r>
+      <w:r>
+        <w:rPr>
+          <w:rFonts w:ascii="TH SarabunPSK" w:hAnsi="TH SarabunPSK" w:cs="TH SarabunPSK"/>
+          <w:b/>
+          <w:bCs/>
+          <w:sz w:val="40"/>
+          <w:szCs w:val="40"/>
+          <w:cs/>
+        </w:rPr>
+        <w:t>สรุปผลการสหกิจศึกษา</w:t>
+      </w:r>
+    </w:p>
+    <w:p>
+      <w:pPr>
+        <w:ind w:firstLine="720"/>
+        <w:rPr>
+          <w:rFonts w:ascii="TH SarabunPSK" w:hAnsi="TH SarabunPSK" w:cs="TH SarabunPSK"/>
+          <w:color w:val="EE0000"/>
+          <w:sz w:val="32"/>
+          <w:szCs w:val="32"/>
+        </w:rPr>
+      </w:pPr>
+      <w:r>
+        <w:rPr>
+          <w:rFonts w:ascii="TH SarabunPSK" w:hAnsi="TH SarabunPSK" w:cs="TH SarabunPSK"/>
+          <w:color w:val="EE0000"/>
+          <w:sz w:val="32"/>
+          <w:szCs w:val="32"/>
+          <w:cs/>
+        </w:rPr>
+        <w:t>สรุปผลการสหกิจศึกษา ทั้งทางด้านการเรียนรู้ในการท</w:t>
+      </w:r>
+      <w:r>
+        <w:rPr>
+          <w:rFonts w:ascii="TH SarabunPSK" w:hAnsi="TH SarabunPSK" w:cs="TH SarabunPSK" w:hint="cs"/>
+          <w:color w:val="EE0000"/>
+          <w:sz w:val="32"/>
+          <w:szCs w:val="32"/>
+          <w:cs/>
+        </w:rPr>
+        <w:t>ำ</w:t>
+      </w:r>
+      <w:r>
+        <w:rPr>
+          <w:rFonts w:ascii="TH SarabunPSK" w:hAnsi="TH SarabunPSK" w:cs="TH SarabunPSK"/>
+          <w:color w:val="EE0000"/>
+          <w:sz w:val="32"/>
+          <w:szCs w:val="32"/>
+          <w:cs/>
+        </w:rPr>
+        <w:t>งาน ด้านการใช้ทักษะการแก้ปัญหา ด้านการท</w:t>
+      </w:r>
+      <w:r>
+        <w:rPr>
+          <w:rFonts w:ascii="TH SarabunPSK" w:hAnsi="TH SarabunPSK" w:cs="TH SarabunPSK" w:hint="cs"/>
+          <w:color w:val="EE0000"/>
+          <w:sz w:val="32"/>
+          <w:szCs w:val="32"/>
+          <w:cs/>
+        </w:rPr>
+        <w:t>ำ</w:t>
+      </w:r>
+      <w:r>
+        <w:rPr>
+          <w:rFonts w:ascii="TH SarabunPSK" w:hAnsi="TH SarabunPSK" w:cs="TH SarabunPSK"/>
+          <w:color w:val="EE0000"/>
+          <w:sz w:val="32"/>
+          <w:szCs w:val="32"/>
+          <w:cs/>
+        </w:rPr>
+        <w:t>งานร่วมกับผู้อื่นในหน่วยงาน ด้านการใช้เครื่องมือในการท</w:t>
+      </w:r>
+      <w:r>
+        <w:rPr>
+          <w:rFonts w:ascii="TH SarabunPSK" w:hAnsi="TH SarabunPSK" w:cs="TH SarabunPSK" w:hint="cs"/>
+          <w:color w:val="EE0000"/>
+          <w:sz w:val="32"/>
+          <w:szCs w:val="32"/>
+          <w:cs/>
+        </w:rPr>
+        <w:t>ำ</w:t>
+      </w:r>
+      <w:r>
+        <w:rPr>
+          <w:rFonts w:ascii="TH SarabunPSK" w:hAnsi="TH SarabunPSK" w:cs="TH SarabunPSK"/>
+          <w:color w:val="EE0000"/>
+          <w:sz w:val="32"/>
+          <w:szCs w:val="32"/>
+          <w:cs/>
+        </w:rPr>
+        <w:t>งาน และด้านคุณธรรมจริยะธรรมในการ</w:t>
+      </w:r>
+      <w:r>
+        <w:rPr>
+          <w:rFonts w:ascii="TH SarabunPSK" w:hAnsi="TH SarabunPSK" w:cs="TH SarabunPSK"/>
+          <w:color w:val="EE0000"/>
+          <w:sz w:val="32"/>
+          <w:szCs w:val="32"/>
+        </w:rPr>
+        <w:t xml:space="preserve"> </w:t>
+      </w:r>
+      <w:r>
+        <w:rPr>
+          <w:rFonts w:ascii="TH SarabunPSK" w:hAnsi="TH SarabunPSK" w:cs="TH SarabunPSK"/>
+          <w:color w:val="EE0000"/>
+          <w:sz w:val="32"/>
+          <w:szCs w:val="32"/>
+          <w:cs/>
+        </w:rPr>
+        <w:t>ท</w:t>
+      </w:r>
+      <w:r>
+        <w:rPr>
+          <w:rFonts w:ascii="TH SarabunPSK" w:hAnsi="TH SarabunPSK" w:cs="TH SarabunPSK" w:hint="cs"/>
+          <w:color w:val="EE0000"/>
+          <w:sz w:val="32"/>
+          <w:szCs w:val="32"/>
+          <w:cs/>
+        </w:rPr>
+        <w:t>ำ</w:t>
+      </w:r>
+      <w:r>
+        <w:rPr>
+          <w:rFonts w:ascii="TH SarabunPSK" w:hAnsi="TH SarabunPSK" w:cs="TH SarabunPSK"/>
+          <w:color w:val="EE0000"/>
+          <w:sz w:val="32"/>
+          <w:szCs w:val="32"/>
+          <w:cs/>
+        </w:rPr>
+        <w:t>งาน</w:t>
+      </w:r>
+    </w:p>
+    <w:p>
+      <w:pPr>
+        <w:ind w:firstLine="720"/>
+        <w:rPr>
+          <w:rFonts w:ascii="TH SarabunPSK" w:hAnsi="TH SarabunPSK" w:cs="TH SarabunPSK"/>
+          <w:sz w:val="32"/>
+          <w:szCs w:val="32"/>
+        </w:rPr>
+      </w:pPr>
+    </w:p>
+    <w:p>
+      <w:pPr>
+        <w:rPr>
+          <w:rFonts w:ascii="TH SarabunPSK" w:hAnsi="TH SarabunPSK" w:cs="TH SarabunPSK"/>
+          <w:b/>
+          <w:bCs/>
+          <w:sz w:val="40"/>
+          <w:szCs w:val="40"/>
+        </w:rPr>
+      </w:pPr>
+      <w:r>
+        <w:rPr>
+          <w:rFonts w:ascii="TH SarabunPSK" w:hAnsi="TH SarabunPSK" w:cs="TH SarabunPSK"/>
+          <w:b/>
+          <w:bCs/>
+          <w:sz w:val="40"/>
+          <w:szCs w:val="40"/>
+        </w:rPr>
+        <w:t xml:space="preserve">3.3 </w:t>
+      </w:r>
+      <w:r>
+        <w:rPr>
+          <w:rFonts w:ascii="TH SarabunPSK" w:hAnsi="TH SarabunPSK" w:cs="TH SarabunPSK"/>
+          <w:b/>
+          <w:bCs/>
+          <w:sz w:val="40"/>
+          <w:szCs w:val="40"/>
+          <w:cs/>
+        </w:rPr>
+        <w:t>สรุปผล งานที่ได้รับมอบหมาย</w:t>
+      </w:r>
+    </w:p>
+    <w:p>
+      <w:pPr>
+        <w:ind w:firstLine="720"/>
+        <w:rPr>
+          <w:rFonts w:ascii="TH SarabunPSK" w:hAnsi="TH SarabunPSK" w:cs="TH SarabunPSK"/>
+          <w:color w:val="EE0000"/>
+          <w:sz w:val="32"/>
+          <w:szCs w:val="32"/>
+        </w:rPr>
+      </w:pPr>
+      <w:r>
+        <w:rPr>
+          <w:rFonts w:ascii="TH SarabunPSK" w:hAnsi="TH SarabunPSK" w:cs="TH SarabunPSK"/>
+          <w:color w:val="EE0000"/>
+          <w:sz w:val="32"/>
+          <w:szCs w:val="32"/>
+        </w:rPr>
+        <w:t xml:space="preserve">3.3.1 </w:t>
+      </w:r>
+      <w:r>
+        <w:rPr>
+          <w:rFonts w:ascii="TH SarabunPSK" w:hAnsi="TH SarabunPSK" w:cs="TH SarabunPSK" w:hint="cs"/>
+          <w:color w:val="EE0000"/>
+          <w:sz w:val="32"/>
+          <w:szCs w:val="32"/>
+          <w:cs/>
+        </w:rPr>
+        <w:t>ส</w:t>
+      </w:r>
+      <w:r>
+        <w:rPr>
+          <w:rFonts w:ascii="TH SarabunPSK" w:hAnsi="TH SarabunPSK" w:cs="TH SarabunPSK"/>
+          <w:color w:val="EE0000"/>
+          <w:sz w:val="32"/>
+          <w:szCs w:val="32"/>
+          <w:cs/>
+        </w:rPr>
+        <w:t>รุปผลโครงงาน งานวิจัย หรืองานที่ได้รับมอบหมาย</w:t>
+      </w:r>
+    </w:p>
+    <w:p>
+      <w:pPr>
+        <w:ind w:firstLine="720"/>
+        <w:rPr>
+          <w:rFonts w:ascii="TH SarabunPSK" w:hAnsi="TH SarabunPSK" w:cs="TH SarabunPSK"/>
+          <w:color w:val="EE0000"/>
+          <w:sz w:val="32"/>
+          <w:szCs w:val="32"/>
+        </w:rPr>
+      </w:pPr>
+      <w:r>
+        <w:rPr>
+          <w:rFonts w:ascii="TH SarabunPSK" w:hAnsi="TH SarabunPSK" w:cs="TH SarabunPSK"/>
+          <w:color w:val="EE0000"/>
+          <w:sz w:val="32"/>
+          <w:szCs w:val="32"/>
+        </w:rPr>
+        <w:t>3.3.2</w:t>
+      </w:r>
+      <w:r>
+        <w:rPr>
+          <w:rFonts w:ascii="TH SarabunPSK" w:hAnsi="TH SarabunPSK" w:cs="TH SarabunPSK"/>
+          <w:color w:val="EE0000"/>
+          <w:sz w:val="32"/>
+          <w:szCs w:val="32"/>
+        </w:rPr>
+        <w:t xml:space="preserve"> </w:t>
+      </w:r>
+      <w:r>
+        <w:rPr>
+          <w:rFonts w:ascii="TH SarabunPSK" w:hAnsi="TH SarabunPSK" w:cs="TH SarabunPSK"/>
+          <w:color w:val="EE0000"/>
+          <w:sz w:val="32"/>
+          <w:szCs w:val="32"/>
+          <w:cs/>
+        </w:rPr>
+        <w:t>ข้อจ</w:t>
+      </w:r>
+      <w:r>
+        <w:rPr>
+          <w:rFonts w:ascii="TH SarabunPSK" w:hAnsi="TH SarabunPSK" w:cs="TH SarabunPSK" w:hint="cs"/>
+          <w:color w:val="EE0000"/>
+          <w:sz w:val="32"/>
+          <w:szCs w:val="32"/>
+          <w:cs/>
+        </w:rPr>
+        <w:t>ำ</w:t>
+      </w:r>
+      <w:r>
+        <w:rPr>
+          <w:rFonts w:ascii="TH SarabunPSK" w:hAnsi="TH SarabunPSK" w:cs="TH SarabunPSK"/>
+          <w:color w:val="EE0000"/>
+          <w:sz w:val="32"/>
+          <w:szCs w:val="32"/>
+          <w:cs/>
+        </w:rPr>
+        <w:t>กัดหรือปัญหาในงานที่ได้รับมอบหม</w:t>
+      </w:r>
+      <w:r>
+        <w:rPr>
+          <w:rFonts w:ascii="TH SarabunPSK" w:hAnsi="TH SarabunPSK" w:cs="TH SarabunPSK" w:hint="cs"/>
+          <w:color w:val="EE0000"/>
+          <w:sz w:val="32"/>
+          <w:szCs w:val="32"/>
+          <w:cs/>
+        </w:rPr>
+        <w:t>า</w:t>
+      </w:r>
+      <w:r>
+        <w:rPr>
+          <w:rFonts w:ascii="TH SarabunPSK" w:hAnsi="TH SarabunPSK" w:cs="TH SarabunPSK"/>
+          <w:color w:val="EE0000"/>
+          <w:sz w:val="32"/>
+          <w:szCs w:val="32"/>
+          <w:cs/>
+        </w:rPr>
+        <w:t>ย</w:t>
+      </w:r>
+    </w:p>
+    <w:p>
+      <w:pPr>
+        <w:ind w:firstLine="720"/>
+        <w:rPr>
+          <w:rFonts w:ascii="TH SarabunPSK" w:hAnsi="TH SarabunPSK" w:cs="TH SarabunPSK"/>
+          <w:color w:val="EE0000"/>
+          <w:sz w:val="32"/>
+          <w:szCs w:val="32"/>
+        </w:rPr>
+      </w:pPr>
+      <w:r>
+        <w:rPr>
+          <w:rFonts w:ascii="TH SarabunPSK" w:hAnsi="TH SarabunPSK" w:cs="TH SarabunPSK"/>
+          <w:color w:val="EE0000"/>
+          <w:sz w:val="32"/>
+          <w:szCs w:val="32"/>
+        </w:rPr>
+        <w:t>3.3.3</w:t>
+      </w:r>
+      <w:r>
+        <w:rPr>
+          <w:rFonts w:ascii="TH SarabunPSK" w:hAnsi="TH SarabunPSK" w:cs="TH SarabunPSK" w:hint="cs"/>
+          <w:color w:val="EE0000"/>
+          <w:sz w:val="32"/>
+          <w:szCs w:val="32"/>
+          <w:cs/>
+        </w:rPr>
+        <w:t xml:space="preserve"> ข</w:t>
+      </w:r>
+      <w:r>
+        <w:rPr>
+          <w:rFonts w:ascii="TH SarabunPSK" w:hAnsi="TH SarabunPSK" w:cs="TH SarabunPSK"/>
+          <w:color w:val="EE0000"/>
+          <w:sz w:val="32"/>
+          <w:szCs w:val="32"/>
+          <w:cs/>
+        </w:rPr>
+        <w:t>้อเสนอแนะต่องาน</w:t>
+      </w:r>
+    </w:p>
+    <w:p>
+      <w:pPr>
+        <w:rPr>
+          <w:rFonts w:ascii="TH SarabunPSK" w:hAnsi="TH SarabunPSK" w:cs="TH SarabunPSK"/>
+          <w:b/>
+          <w:bCs/>
+          <w:sz w:val="40"/>
+          <w:szCs w:val="40"/>
+        </w:rPr>
+      </w:pPr>
+      <w:r>
+        <w:rPr>
+          <w:rFonts w:ascii="TH SarabunPSK" w:hAnsi="TH SarabunPSK" w:cs="TH SarabunPSK"/>
+          <w:b/>
+          <w:bCs/>
+          <w:sz w:val="40"/>
+          <w:szCs w:val="40"/>
+        </w:rPr>
+        <w:t xml:space="preserve">3.2 </w:t>
+      </w:r>
+      <w:r>
+        <w:rPr>
+          <w:rFonts w:ascii="TH SarabunPSK" w:hAnsi="TH SarabunPSK" w:cs="TH SarabunPSK"/>
+          <w:b/>
+          <w:bCs/>
+          <w:sz w:val="40"/>
+          <w:szCs w:val="40"/>
+          <w:cs/>
+        </w:rPr>
+        <w:t>สรุปผล การป</w:t>
+      </w:r>
+      <w:r>
+        <w:rPr>
+          <w:rFonts w:ascii="TH SarabunPSK" w:hAnsi="TH SarabunPSK" w:cs="TH SarabunPSK" w:hint="cs"/>
+          <w:b/>
+          <w:bCs/>
+          <w:sz w:val="40"/>
+          <w:szCs w:val="40"/>
+          <w:cs/>
+        </w:rPr>
+        <w:t>ฏิ</w:t>
+      </w:r>
+      <w:r>
+        <w:rPr>
+          <w:rFonts w:ascii="TH SarabunPSK" w:hAnsi="TH SarabunPSK" w:cs="TH SarabunPSK"/>
+          <w:b/>
+          <w:bCs/>
+          <w:sz w:val="40"/>
+          <w:szCs w:val="40"/>
+          <w:cs/>
+        </w:rPr>
+        <w:t>บัติงานสหกิจ</w:t>
+      </w:r>
+    </w:p>
+    <w:p>
+      <w:pPr>
+        <w:rPr>
+          <w:rFonts w:ascii="TH SarabunPSK" w:hAnsi="TH SarabunPSK" w:cs="TH SarabunPSK"/>
+          <w:color w:val="EE0000"/>
+          <w:sz w:val="32"/>
+          <w:szCs w:val="32"/>
+        </w:rPr>
+      </w:pPr>
+      <w:r>
+        <w:rPr>
+          <w:rFonts w:ascii="TH SarabunPSK" w:hAnsi="TH SarabunPSK" w:cs="TH SarabunPSK"/>
+          <w:b/>
+          <w:bCs/>
+          <w:sz w:val="40"/>
+          <w:szCs w:val="40"/>
+          <w:cs/>
+        </w:rPr>
+        <w:tab/>
+      </w:r>
+      <w:r>
+        <w:rPr>
+          <w:rFonts w:ascii="TH SarabunPSK" w:hAnsi="TH SarabunPSK" w:cs="TH SarabunPSK"/>
+          <w:color w:val="EE0000"/>
+          <w:sz w:val="32"/>
+          <w:szCs w:val="32"/>
+        </w:rPr>
+        <w:t xml:space="preserve">3.2.1 </w:t>
+      </w:r>
+      <w:r>
+        <w:rPr>
+          <w:rFonts w:ascii="TH SarabunPSK" w:hAnsi="TH SarabunPSK" w:cs="TH SarabunPSK"/>
+          <w:color w:val="EE0000"/>
+          <w:sz w:val="32"/>
+          <w:szCs w:val="32"/>
+          <w:cs/>
+        </w:rPr>
+        <w:t>ประโยชน์ที่ได้รับ บรรยายเป็นรายข้อ ประโยชน์ที่ได้รับต่อตัวนิสิตเอง ต่อหน่วยงานที่ที่นิสิต</w:t>
+      </w:r>
+      <w:r>
+        <w:rPr>
+          <w:rFonts w:ascii="TH SarabunPSK" w:hAnsi="TH SarabunPSK" w:cs="TH SarabunPSK"/>
+          <w:color w:val="EE0000"/>
+          <w:sz w:val="32"/>
+          <w:szCs w:val="32"/>
+        </w:rPr>
+        <w:t xml:space="preserve"> </w:t>
+      </w:r>
+      <w:r>
+        <w:rPr>
+          <w:rFonts w:ascii="TH SarabunPSK" w:hAnsi="TH SarabunPSK" w:cs="TH SarabunPSK"/>
+          <w:color w:val="EE0000"/>
+          <w:sz w:val="32"/>
+          <w:szCs w:val="32"/>
+          <w:cs/>
+        </w:rPr>
+        <w:t>ไป</w:t>
+      </w:r>
+      <w:r>
+        <w:rPr>
+          <w:rFonts w:ascii="TH SarabunPSK" w:hAnsi="TH SarabunPSK" w:cs="TH SarabunPSK" w:hint="cs"/>
+          <w:color w:val="EE0000"/>
+          <w:sz w:val="32"/>
+          <w:szCs w:val="32"/>
+          <w:cs/>
+        </w:rPr>
+        <w:t xml:space="preserve">   </w:t>
+      </w:r>
+      <w:r>
+        <w:rPr>
+          <w:rFonts w:ascii="TH SarabunPSK" w:hAnsi="TH SarabunPSK" w:cs="TH SarabunPSK"/>
+          <w:color w:val="EE0000"/>
+          <w:sz w:val="32"/>
+          <w:szCs w:val="32"/>
+          <w:cs/>
+        </w:rPr>
+        <w:t>สหกิจศึกษาและต่อสถานศึกษาของนิสิต</w:t>
+      </w:r>
+    </w:p>
+    <w:p>
+      <w:pPr>
+        <w:rPr>
+          <w:rFonts w:ascii="TH SarabunPSK" w:hAnsi="TH SarabunPSK" w:cs="TH SarabunPSK"/>
+          <w:color w:val="EE0000"/>
+          <w:sz w:val="32"/>
+          <w:szCs w:val="32"/>
+        </w:rPr>
+      </w:pPr>
+      <w:r>
+        <w:rPr>
+          <w:rFonts w:ascii="TH SarabunPSK" w:hAnsi="TH SarabunPSK" w:cs="TH SarabunPSK"/>
+          <w:color w:val="EE0000"/>
+          <w:sz w:val="32"/>
+          <w:szCs w:val="32"/>
+          <w:cs/>
+        </w:rPr>
+        <w:tab/>
+      </w:r>
+      <w:r>
+        <w:rPr>
+          <w:rFonts w:ascii="TH SarabunPSK" w:hAnsi="TH SarabunPSK" w:cs="TH SarabunPSK"/>
+          <w:color w:val="EE0000"/>
+          <w:sz w:val="32"/>
+          <w:szCs w:val="32"/>
+          <w:cs/>
+        </w:rPr>
+        <w:tab/>
+      </w:r>
+      <w:r>
+        <w:rPr>
+          <w:rFonts w:ascii="TH SarabunPSK" w:hAnsi="TH SarabunPSK" w:cs="TH SarabunPSK"/>
+          <w:sz w:val="32"/>
+          <w:szCs w:val="32"/>
+        </w:rPr>
+        <w:t xml:space="preserve">3.2.1.1. </w:t>
+      </w:r>
+      <w:r>
+        <w:rPr>
+          <w:rFonts w:ascii="TH SarabunPSK" w:hAnsi="TH SarabunPSK" w:cs="TH SarabunPSK"/>
+          <w:sz w:val="32"/>
+          <w:szCs w:val="32"/>
+          <w:cs/>
+        </w:rPr>
+        <w:t>ด้านสังคม</w:t>
+      </w:r>
+    </w:p>
+    <w:p>
+      <w:pPr>
+        <w:pStyle w:val="a9"/>
+        <w:numPr>
+          <w:ilvl w:val="0"/>
+          <w:numId w:val="12"/>
+        </w:numPr>
+        <w:rPr>
+          <w:rFonts w:ascii="TH SarabunPSK" w:hAnsi="TH SarabunPSK" w:cs="TH SarabunPSK"/>
+          <w:color w:val="EE0000"/>
+          <w:sz w:val="32"/>
+          <w:szCs w:val="32"/>
+        </w:rPr>
+      </w:pPr>
+      <w:r>
+        <w:rPr>
+          <w:rFonts w:ascii="TH SarabunPSK" w:hAnsi="TH SarabunPSK" w:cs="TH SarabunPSK"/>
+          <w:color w:val="EE0000"/>
+          <w:sz w:val="32"/>
+          <w:szCs w:val="32"/>
+          <w:cs/>
+        </w:rPr>
+        <w:t>ได้รับทักษะการท</w:t>
+      </w:r>
+      <w:r>
+        <w:rPr>
+          <w:rFonts w:ascii="TH SarabunPSK" w:hAnsi="TH SarabunPSK" w:cs="TH SarabunPSK" w:hint="cs"/>
+          <w:color w:val="EE0000"/>
+          <w:sz w:val="32"/>
+          <w:szCs w:val="32"/>
+          <w:cs/>
+        </w:rPr>
+        <w:t>ำ</w:t>
+      </w:r>
+      <w:r>
+        <w:rPr>
+          <w:rFonts w:ascii="TH SarabunPSK" w:hAnsi="TH SarabunPSK" w:cs="TH SarabunPSK"/>
+          <w:color w:val="EE0000"/>
+          <w:sz w:val="32"/>
+          <w:szCs w:val="32"/>
+          <w:cs/>
+        </w:rPr>
+        <w:t>งานร่วมกับผู้อื่น</w:t>
+      </w:r>
+    </w:p>
+    <w:p>
+      <w:pPr>
+        <w:pStyle w:val="a9"/>
+        <w:numPr>
+          <w:ilvl w:val="0"/>
+          <w:numId w:val="12"/>
+        </w:numPr>
+        <w:rPr>
+          <w:rFonts w:ascii="TH SarabunPSK" w:hAnsi="TH SarabunPSK" w:cs="TH SarabunPSK"/>
+          <w:color w:val="EE0000"/>
+          <w:sz w:val="32"/>
+          <w:szCs w:val="32"/>
+        </w:rPr>
+      </w:pPr>
+      <w:r>
+        <w:rPr>
+          <w:rFonts w:ascii="TH SarabunPSK" w:hAnsi="TH SarabunPSK" w:cs="TH SarabunPSK"/>
+          <w:color w:val="EE0000"/>
+          <w:sz w:val="32"/>
+          <w:szCs w:val="32"/>
+          <w:cs/>
+        </w:rPr>
+        <w:t>ได้เรียนรู้ขั้นตอนในการพัฒนาระบบในการท</w:t>
+      </w:r>
+      <w:r>
+        <w:rPr>
+          <w:rFonts w:ascii="TH SarabunPSK" w:hAnsi="TH SarabunPSK" w:cs="TH SarabunPSK" w:hint="cs"/>
+          <w:color w:val="EE0000"/>
+          <w:sz w:val="32"/>
+          <w:szCs w:val="32"/>
+          <w:cs/>
+        </w:rPr>
+        <w:t>ำ</w:t>
+      </w:r>
+      <w:r>
+        <w:rPr>
+          <w:rFonts w:ascii="TH SarabunPSK" w:hAnsi="TH SarabunPSK" w:cs="TH SarabunPSK"/>
+          <w:color w:val="EE0000"/>
+          <w:sz w:val="32"/>
+          <w:szCs w:val="32"/>
+          <w:cs/>
+        </w:rPr>
+        <w:t>งานจริง</w:t>
+      </w:r>
+    </w:p>
+    <w:p>
+      <w:pPr>
+        <w:ind w:left="1440"/>
+        <w:rPr>
+          <w:rFonts w:ascii="TH SarabunPSK" w:hAnsi="TH SarabunPSK" w:cs="TH SarabunPSK"/>
+          <w:sz w:val="32"/>
+          <w:szCs w:val="32"/>
+        </w:rPr>
+      </w:pPr>
+      <w:r>
+        <w:rPr>
+          <w:rFonts w:ascii="TH SarabunPSK" w:hAnsi="TH SarabunPSK" w:cs="TH SarabunPSK"/>
+          <w:sz w:val="32"/>
+          <w:szCs w:val="32"/>
+        </w:rPr>
+        <w:t xml:space="preserve">3.2.1.2. </w:t>
+      </w:r>
+      <w:r>
+        <w:rPr>
+          <w:rFonts w:ascii="TH SarabunPSK" w:hAnsi="TH SarabunPSK" w:cs="TH SarabunPSK"/>
+          <w:sz w:val="32"/>
+          <w:szCs w:val="32"/>
+          <w:cs/>
+        </w:rPr>
+        <w:t>ด้านทฤษฎี</w:t>
+      </w:r>
+    </w:p>
+    <w:p>
+      <w:pPr>
+        <w:pStyle w:val="a9"/>
+        <w:numPr>
+          <w:ilvl w:val="0"/>
+          <w:numId w:val="13"/>
+        </w:numPr>
+        <w:rPr>
+          <w:rFonts w:ascii="TH SarabunPSK" w:hAnsi="TH SarabunPSK" w:cs="TH SarabunPSK"/>
+          <w:color w:val="EE0000"/>
+          <w:sz w:val="32"/>
+          <w:szCs w:val="32"/>
+        </w:rPr>
+      </w:pPr>
+      <w:r>
+        <w:rPr>
+          <w:rFonts w:ascii="TH SarabunPSK" w:hAnsi="TH SarabunPSK" w:cs="TH SarabunPSK"/>
+          <w:color w:val="EE0000"/>
+          <w:sz w:val="32"/>
+          <w:szCs w:val="32"/>
+          <w:cs/>
+        </w:rPr>
+        <w:t xml:space="preserve">เข้าใจเรื่องการออกแบบ </w:t>
+      </w:r>
+      <w:r>
+        <w:rPr>
+          <w:rFonts w:ascii="TH SarabunPSK" w:hAnsi="TH SarabunPSK" w:cs="TH SarabunPSK"/>
+          <w:color w:val="EE0000"/>
+          <w:sz w:val="32"/>
+          <w:szCs w:val="32"/>
+        </w:rPr>
+        <w:t xml:space="preserve">User Interface </w:t>
+      </w:r>
+      <w:r>
+        <w:rPr>
+          <w:rFonts w:ascii="TH SarabunPSK" w:hAnsi="TH SarabunPSK" w:cs="TH SarabunPSK"/>
+          <w:color w:val="EE0000"/>
+          <w:sz w:val="32"/>
+          <w:szCs w:val="32"/>
+          <w:cs/>
+        </w:rPr>
+        <w:t>ให้เหมาะสมกับผู้ใช้งาน</w:t>
+      </w:r>
+    </w:p>
+    <w:p>
+      <w:pPr>
+        <w:pStyle w:val="a9"/>
+        <w:numPr>
+          <w:ilvl w:val="0"/>
+          <w:numId w:val="13"/>
+        </w:numPr>
+        <w:rPr>
+          <w:rFonts w:ascii="TH SarabunPSK" w:hAnsi="TH SarabunPSK" w:cs="TH SarabunPSK"/>
+          <w:color w:val="EE0000"/>
+          <w:sz w:val="32"/>
+          <w:szCs w:val="32"/>
+        </w:rPr>
+      </w:pPr>
+      <w:r>
+        <w:rPr>
+          <w:rFonts w:ascii="TH SarabunPSK" w:hAnsi="TH SarabunPSK" w:cs="TH SarabunPSK"/>
+          <w:color w:val="EE0000"/>
+          <w:sz w:val="32"/>
+          <w:szCs w:val="32"/>
+          <w:cs/>
+        </w:rPr>
+        <w:t>เข้าใจหลักการท</w:t>
+      </w:r>
+      <w:r>
+        <w:rPr>
+          <w:rFonts w:ascii="TH SarabunPSK" w:hAnsi="TH SarabunPSK" w:cs="TH SarabunPSK" w:hint="cs"/>
+          <w:color w:val="EE0000"/>
+          <w:sz w:val="32"/>
+          <w:szCs w:val="32"/>
+          <w:cs/>
+        </w:rPr>
+        <w:t>ำ</w:t>
+      </w:r>
+      <w:r>
+        <w:rPr>
+          <w:rFonts w:ascii="TH SarabunPSK" w:hAnsi="TH SarabunPSK" w:cs="TH SarabunPSK"/>
+          <w:color w:val="EE0000"/>
+          <w:sz w:val="32"/>
+          <w:szCs w:val="32"/>
+          <w:cs/>
+        </w:rPr>
+        <w:t xml:space="preserve">งานของ </w:t>
+      </w:r>
+      <w:r>
+        <w:rPr>
+          <w:rFonts w:ascii="TH SarabunPSK" w:hAnsi="TH SarabunPSK" w:cs="TH SarabunPSK"/>
+          <w:color w:val="EE0000"/>
+          <w:sz w:val="32"/>
+          <w:szCs w:val="32"/>
+        </w:rPr>
+        <w:t>Angular Framework</w:t>
+      </w:r>
+    </w:p>
+    <w:p>
+      <w:pPr>
+        <w:pStyle w:val="a9"/>
+        <w:numPr>
+          <w:ilvl w:val="0"/>
+          <w:numId w:val="13"/>
+        </w:numPr>
+        <w:rPr>
+          <w:rFonts w:ascii="TH SarabunPSK" w:hAnsi="TH SarabunPSK" w:cs="TH SarabunPSK"/>
+          <w:color w:val="EE0000"/>
+          <w:sz w:val="32"/>
+          <w:szCs w:val="32"/>
+        </w:rPr>
+      </w:pPr>
+      <w:r>
+        <w:rPr>
+          <w:rFonts w:ascii="TH SarabunPSK" w:hAnsi="TH SarabunPSK" w:cs="TH SarabunPSK"/>
+          <w:color w:val="EE0000"/>
+          <w:sz w:val="32"/>
+          <w:szCs w:val="32"/>
+          <w:cs/>
+        </w:rPr>
+        <w:t>เข้าใจหลักการท</w:t>
+      </w:r>
+      <w:r>
+        <w:rPr>
+          <w:rFonts w:ascii="TH SarabunPSK" w:hAnsi="TH SarabunPSK" w:cs="TH SarabunPSK" w:hint="cs"/>
+          <w:color w:val="EE0000"/>
+          <w:sz w:val="32"/>
+          <w:szCs w:val="32"/>
+          <w:cs/>
+        </w:rPr>
+        <w:t>ำ</w:t>
+      </w:r>
+      <w:r>
+        <w:rPr>
+          <w:rFonts w:ascii="TH SarabunPSK" w:hAnsi="TH SarabunPSK" w:cs="TH SarabunPSK"/>
+          <w:color w:val="EE0000"/>
+          <w:sz w:val="32"/>
+          <w:szCs w:val="32"/>
+          <w:cs/>
+        </w:rPr>
+        <w:t xml:space="preserve">งานของ </w:t>
+      </w:r>
+      <w:r>
+        <w:rPr>
+          <w:rFonts w:ascii="TH SarabunPSK" w:hAnsi="TH SarabunPSK" w:cs="TH SarabunPSK"/>
+          <w:color w:val="EE0000"/>
+          <w:sz w:val="32"/>
+          <w:szCs w:val="32"/>
+        </w:rPr>
+        <w:t xml:space="preserve">Java Spring Boot </w:t>
+      </w:r>
+      <w:r>
+        <w:rPr>
+          <w:rFonts w:ascii="TH SarabunPSK" w:hAnsi="TH SarabunPSK" w:cs="TH SarabunPSK"/>
+          <w:color w:val="EE0000"/>
+          <w:sz w:val="32"/>
+          <w:szCs w:val="32"/>
+          <w:cs/>
+        </w:rPr>
+        <w:t xml:space="preserve">และ </w:t>
+      </w:r>
+      <w:r>
+        <w:rPr>
+          <w:rFonts w:ascii="TH SarabunPSK" w:hAnsi="TH SarabunPSK" w:cs="TH SarabunPSK"/>
+          <w:color w:val="EE0000"/>
+          <w:sz w:val="32"/>
+          <w:szCs w:val="32"/>
+        </w:rPr>
+        <w:t>PL/SQL</w:t>
+      </w:r>
+    </w:p>
+    <w:p>
+      <w:pPr>
+        <w:ind w:left="1440"/>
+        <w:rPr>
+          <w:rFonts w:ascii="TH SarabunPSK" w:hAnsi="TH SarabunPSK" w:cs="TH SarabunPSK"/>
+          <w:sz w:val="32"/>
+          <w:szCs w:val="32"/>
+        </w:rPr>
+      </w:pPr>
+      <w:r>
+        <w:rPr>
+          <w:rFonts w:ascii="TH SarabunPSK" w:hAnsi="TH SarabunPSK" w:cs="TH SarabunPSK"/>
+          <w:sz w:val="32"/>
+          <w:szCs w:val="32"/>
+        </w:rPr>
+        <w:t xml:space="preserve">3.2.1.3. </w:t>
+      </w:r>
+      <w:r>
+        <w:rPr>
+          <w:rFonts w:ascii="TH SarabunPSK" w:hAnsi="TH SarabunPSK" w:cs="TH SarabunPSK"/>
+          <w:sz w:val="32"/>
+          <w:szCs w:val="32"/>
+          <w:cs/>
+        </w:rPr>
+        <w:t>ด้านป</w:t>
+      </w:r>
+      <w:r>
+        <w:rPr>
+          <w:rFonts w:ascii="TH SarabunPSK" w:hAnsi="TH SarabunPSK" w:cs="TH SarabunPSK" w:hint="cs"/>
+          <w:sz w:val="32"/>
+          <w:szCs w:val="32"/>
+          <w:cs/>
+        </w:rPr>
+        <w:t>ฏิ</w:t>
+      </w:r>
+      <w:r>
+        <w:rPr>
+          <w:rFonts w:ascii="TH SarabunPSK" w:hAnsi="TH SarabunPSK" w:cs="TH SarabunPSK"/>
+          <w:sz w:val="32"/>
+          <w:szCs w:val="32"/>
+          <w:cs/>
+        </w:rPr>
+        <w:t>บัติ</w:t>
+      </w:r>
+    </w:p>
+    <w:p>
+      <w:pPr>
+        <w:pStyle w:val="a9"/>
+        <w:numPr>
+          <w:ilvl w:val="0"/>
+          <w:numId w:val="14"/>
+        </w:numPr>
+        <w:rPr>
+          <w:rFonts w:ascii="TH SarabunPSK" w:hAnsi="TH SarabunPSK" w:cs="TH SarabunPSK"/>
+          <w:color w:val="EE0000"/>
+          <w:sz w:val="32"/>
+          <w:szCs w:val="32"/>
+        </w:rPr>
+      </w:pPr>
+      <w:r>
+        <w:rPr>
+          <w:rFonts w:ascii="TH SarabunPSK" w:hAnsi="TH SarabunPSK" w:cs="TH SarabunPSK"/>
+          <w:color w:val="EE0000"/>
+          <w:sz w:val="32"/>
+          <w:szCs w:val="32"/>
+          <w:cs/>
+        </w:rPr>
+        <w:t xml:space="preserve">สามารถแก้ไขและปรับปรุงประสิทธิภาพของ </w:t>
+      </w:r>
+      <w:r>
+        <w:rPr>
+          <w:rFonts w:ascii="TH SarabunPSK" w:hAnsi="TH SarabunPSK" w:cs="TH SarabunPSK"/>
+          <w:color w:val="EE0000"/>
+          <w:sz w:val="32"/>
+          <w:szCs w:val="32"/>
+        </w:rPr>
+        <w:t>Web Service</w:t>
+      </w:r>
+    </w:p>
+    <w:p>
+      <w:pPr>
+        <w:pStyle w:val="a9"/>
+        <w:numPr>
+          <w:ilvl w:val="0"/>
+          <w:numId w:val="14"/>
+        </w:numPr>
+        <w:rPr>
+          <w:rFonts w:ascii="TH SarabunPSK" w:hAnsi="TH SarabunPSK" w:cs="TH SarabunPSK"/>
+          <w:color w:val="EE0000"/>
+          <w:sz w:val="32"/>
+          <w:szCs w:val="32"/>
+        </w:rPr>
+      </w:pPr>
+      <w:r>
+        <w:rPr>
+          <w:rFonts w:ascii="TH SarabunPSK" w:hAnsi="TH SarabunPSK" w:cs="TH SarabunPSK"/>
+          <w:color w:val="EE0000"/>
+          <w:sz w:val="32"/>
+          <w:szCs w:val="32"/>
+          <w:cs/>
+        </w:rPr>
+        <w:t>ได้แก้ไขปัญหาที่เกิดขึ้นระหว่างการทดสอบ</w:t>
+      </w:r>
+    </w:p>
+    <w:p>
+      <w:pPr>
+        <w:ind w:firstLine="720"/>
+        <w:rPr>
+          <w:rFonts w:ascii="TH SarabunPSK" w:hAnsi="TH SarabunPSK" w:cs="TH SarabunPSK"/>
+          <w:color w:val="EE0000"/>
+          <w:sz w:val="32"/>
+          <w:szCs w:val="32"/>
+        </w:rPr>
+      </w:pPr>
+      <w:r>
+        <w:rPr>
+          <w:rFonts w:ascii="TH SarabunPSK" w:hAnsi="TH SarabunPSK" w:cs="TH SarabunPSK"/>
+          <w:color w:val="EE0000"/>
+          <w:sz w:val="32"/>
+          <w:szCs w:val="32"/>
+        </w:rPr>
+        <w:lastRenderedPageBreak/>
+        <w:t xml:space="preserve">3.2.2. </w:t>
+      </w:r>
+      <w:r>
+        <w:rPr>
+          <w:rFonts w:ascii="TH SarabunPSK" w:hAnsi="TH SarabunPSK" w:cs="TH SarabunPSK"/>
+          <w:color w:val="EE0000"/>
+          <w:sz w:val="32"/>
+          <w:szCs w:val="32"/>
+          <w:cs/>
+        </w:rPr>
+        <w:t>ปัญหา/อุปสรรค ทั้งก่อนสหกิจศึกษาและระหว่างสหกิจศึกษาของนิสิต และแนวทางการแก้ไข</w:t>
+      </w:r>
+    </w:p>
+    <w:p>
+      <w:pPr>
+        <w:rPr>
+          <w:rFonts w:ascii="TH SarabunPSK" w:hAnsi="TH SarabunPSK" w:cs="TH SarabunPSK"/>
+          <w:b/>
+          <w:bCs/>
+          <w:sz w:val="40"/>
+          <w:szCs w:val="40"/>
+        </w:rPr>
+      </w:pPr>
+      <w:r>
+        <w:rPr>
+          <w:rFonts w:ascii="TH SarabunPSK" w:hAnsi="TH SarabunPSK" w:cs="TH SarabunPSK"/>
+          <w:b/>
+          <w:bCs/>
+          <w:sz w:val="40"/>
+          <w:szCs w:val="40"/>
+        </w:rPr>
+        <w:t xml:space="preserve">3.3 </w:t>
+      </w:r>
+      <w:r>
+        <w:rPr>
+          <w:rFonts w:ascii="TH SarabunPSK" w:hAnsi="TH SarabunPSK" w:cs="TH SarabunPSK"/>
+          <w:b/>
+          <w:bCs/>
+          <w:sz w:val="40"/>
+          <w:szCs w:val="40"/>
+          <w:cs/>
+        </w:rPr>
+        <w:t>ข้อเสนอแนะ</w:t>
+      </w:r>
+    </w:p>
+    <w:p>
+      <w:pPr>
+        <w:rPr>
+          <w:rFonts w:ascii="TH SarabunPSK" w:hAnsi="TH SarabunPSK" w:cs="TH SarabunPSK"/>
+          <w:color w:val="EE0000"/>
+          <w:sz w:val="32"/>
+          <w:szCs w:val="32"/>
+        </w:rPr>
+      </w:pPr>
+      <w:r>
+        <w:rPr>
+          <w:rFonts w:ascii="TH SarabunPSK" w:hAnsi="TH SarabunPSK" w:cs="TH SarabunPSK"/>
+          <w:b/>
+          <w:bCs/>
+          <w:sz w:val="40"/>
+          <w:szCs w:val="40"/>
+          <w:cs/>
+        </w:rPr>
+        <w:tab/>
+      </w:r>
+      <w:r>
+        <w:rPr>
+          <w:rFonts w:ascii="TH SarabunPSK" w:hAnsi="TH SarabunPSK" w:cs="TH SarabunPSK"/>
+          <w:color w:val="EE0000"/>
+          <w:sz w:val="32"/>
+          <w:szCs w:val="32"/>
+        </w:rPr>
+        <w:t xml:space="preserve">3.3.1 </w:t>
+      </w:r>
+      <w:r>
+        <w:rPr>
+          <w:rFonts w:ascii="TH SarabunPSK" w:hAnsi="TH SarabunPSK" w:cs="TH SarabunPSK"/>
+          <w:color w:val="EE0000"/>
+          <w:sz w:val="32"/>
+          <w:szCs w:val="32"/>
+          <w:cs/>
+        </w:rPr>
+        <w:t>ข้อเสนอแนะต่อนิสิตรุ่นน้องที่จะไปสหกิจศึกษาในปีการศึกษาต่อไป</w:t>
+      </w:r>
+    </w:p>
+    <w:p>
+      <w:pPr>
+        <w:ind w:firstLine="720"/>
+        <w:rPr>
+          <w:rFonts w:ascii="TH SarabunPSK" w:hAnsi="TH SarabunPSK" w:cs="TH SarabunPSK"/>
+          <w:color w:val="EE0000"/>
+          <w:sz w:val="32"/>
+          <w:szCs w:val="32"/>
+        </w:rPr>
+      </w:pPr>
+      <w:r>
+        <w:rPr>
+          <w:rFonts w:ascii="TH SarabunPSK" w:hAnsi="TH SarabunPSK" w:cs="TH SarabunPSK"/>
+          <w:color w:val="EE0000"/>
+          <w:sz w:val="32"/>
+          <w:szCs w:val="32"/>
+        </w:rPr>
+        <w:t xml:space="preserve">3.3.2 </w:t>
+      </w:r>
+      <w:r>
+        <w:rPr>
+          <w:rFonts w:ascii="TH SarabunPSK" w:hAnsi="TH SarabunPSK" w:cs="TH SarabunPSK"/>
+          <w:color w:val="EE0000"/>
+          <w:sz w:val="32"/>
+          <w:szCs w:val="32"/>
+          <w:cs/>
+        </w:rPr>
+        <w:t>ข้อเสนอแนะต่อภาควิชา</w:t>
+      </w:r>
+    </w:p>
+    <w:p>
+      <w:pPr>
+        <w:ind w:firstLine="720"/>
+        <w:rPr>
+          <w:rFonts w:ascii="TH SarabunPSK" w:hAnsi="TH SarabunPSK" w:cs="TH SarabunPSK"/>
+          <w:color w:val="EE0000"/>
+          <w:sz w:val="32"/>
+          <w:szCs w:val="32"/>
+        </w:rPr>
+      </w:pPr>
+      <w:r>
+        <w:rPr>
+          <w:rFonts w:ascii="TH SarabunPSK" w:hAnsi="TH SarabunPSK" w:cs="TH SarabunPSK"/>
+          <w:color w:val="EE0000"/>
+          <w:sz w:val="32"/>
+          <w:szCs w:val="32"/>
+        </w:rPr>
+        <w:t xml:space="preserve">3.3.3 </w:t>
+      </w:r>
+      <w:r>
+        <w:rPr>
+          <w:rFonts w:ascii="TH SarabunPSK" w:hAnsi="TH SarabunPSK" w:cs="TH SarabunPSK"/>
+          <w:color w:val="EE0000"/>
+          <w:sz w:val="32"/>
+          <w:szCs w:val="32"/>
+          <w:cs/>
+        </w:rPr>
+        <w:t>ข้อเสนอแนะต่อหน่วยงานที่ไปสหกิจศึกษา</w:t>
+      </w:r>
+    </w:p>
+    <w:p>
+      <w:pPr>
+        <w:ind w:firstLine="720"/>
+        <w:rPr>
+          <w:rFonts w:ascii="TH SarabunPSK" w:hAnsi="TH SarabunPSK" w:cs="TH SarabunPSK" w:hint="cs"/>
+          <w:color w:val="EE0000"/>
+          <w:sz w:val="32"/>
+          <w:szCs w:val="32"/>
+        </w:rPr>
+      </w:pPr>
+      <w:r>
+        <w:rPr>
+          <w:rFonts w:ascii="TH SarabunPSK" w:hAnsi="TH SarabunPSK" w:cs="TH SarabunPSK"/>
+          <w:color w:val="EE0000"/>
+          <w:sz w:val="32"/>
+          <w:szCs w:val="32"/>
+        </w:rPr>
+        <w:t xml:space="preserve">3.3.4 </w:t>
+      </w:r>
+      <w:r>
+        <w:rPr>
+          <w:rFonts w:ascii="TH SarabunPSK" w:hAnsi="TH SarabunPSK" w:cs="TH SarabunPSK"/>
+          <w:color w:val="EE0000"/>
+          <w:sz w:val="32"/>
+          <w:szCs w:val="32"/>
+          <w:cs/>
+        </w:rPr>
+        <w:t>อื่นๆ</w:t>
+      </w:r>
+    </w:p>
+    <w:p>
+      <w:pPr>
+        <w:rPr>
+          <w:rFonts w:ascii="TH SarabunPSK" w:hAnsi="TH SarabunPSK" w:cs="TH SarabunPSK" w:hint="cs"/>
+          <w:color w:val="EE0000"/>
+          <w:sz w:val="32"/>
+          <w:szCs w:val="32"/>
         </w:rPr>
       </w:pPr>
     </w:p>
@@ -12812,6 +14467,7 @@
         <w:docPartUnique/>
       </w:docPartObj>
     </w:sdtPr>
+    <w:sdtEndPr/>
     <w:sdtContent>
       <w:p>
         <w:pPr>
@@ -12858,6 +14514,7 @@
         <w:docPartUnique/>
       </w:docPartObj>
     </w:sdtPr>
+    <w:sdtEndPr/>
     <w:sdtContent>
       <w:p>
         <w:pPr>
@@ -13303,6 +14960,92 @@
     </w:lvl>
   </w:abstractNum>
   <w:abstractNum w:abstractNumId="4" w15:restartNumberingAfterBreak="0">
+    <w:nsid w:val="295C6579"/>
+    <w:multiLevelType w:val="hybridMultilevel"/>
+    <w:tmpl w:val="3E34A16E"/>
+    <w:lvl w:ilvl="0" w:tplc="0409000F">
+      <w:start w:val="1"/>
+      <w:numFmt w:val="decimal"/>
+      <w:lvlText w:val="%1."/>
+      <w:lvlJc w:val="left"/>
+      <w:pPr>
+        <w:ind w:left="1440" w:hanging="360"/>
+      </w:pPr>
+    </w:lvl>
+    <w:lvl w:ilvl="1" w:tplc="04090019" w:tentative="1">
+      <w:start w:val="1"/>
+      <w:numFmt w:val="lowerLetter"/>
+      <w:lvlText w:val="%2."/>
+      <w:lvlJc w:val="left"/>
+      <w:pPr>
+        <w:ind w:left="2160" w:hanging="360"/>
+      </w:pPr>
+    </w:lvl>
+    <w:lvl w:ilvl="2" w:tplc="0409001B" w:tentative="1">
+      <w:start w:val="1"/>
+      <w:numFmt w:val="lowerRoman"/>
+      <w:lvlText w:val="%3."/>
+      <w:lvlJc w:val="right"/>
+      <w:pPr>
+        <w:ind w:left="2880" w:hanging="180"/>
+      </w:pPr>
+    </w:lvl>
+    <w:lvl w:ilvl="3" w:tplc="0409000F" w:tentative="1">
+      <w:start w:val="1"/>
+      <w:numFmt w:val="decimal"/>
+      <w:lvlText w:val="%4."/>
+      <w:lvlJc w:val="left"/>
+      <w:pPr>
+        <w:ind w:left="3600" w:hanging="360"/>
+      </w:pPr>
+    </w:lvl>
+    <w:lvl w:ilvl="4" w:tplc="04090019" w:tentative="1">
+      <w:start w:val="1"/>
+      <w:numFmt w:val="lowerLetter"/>
+      <w:lvlText w:val="%5."/>
+      <w:lvlJc w:val="left"/>
+      <w:pPr>
+        <w:ind w:left="4320" w:hanging="360"/>
+      </w:pPr>
+    </w:lvl>
+    <w:lvl w:ilvl="5" w:tplc="0409001B" w:tentative="1">
+      <w:start w:val="1"/>
+      <w:numFmt w:val="lowerRoman"/>
+      <w:lvlText w:val="%6."/>
+      <w:lvlJc w:val="right"/>
+      <w:pPr>
+        <w:ind w:left="5040" w:hanging="180"/>
+      </w:pPr>
+    </w:lvl>
+    <w:lvl w:ilvl="6" w:tplc="0409000F" w:tentative="1">
+      <w:start w:val="1"/>
+      <w:numFmt w:val="decimal"/>
+      <w:lvlText w:val="%7."/>
+      <w:lvlJc w:val="left"/>
+      <w:pPr>
+        <w:ind w:left="5760" w:hanging="360"/>
+      </w:pPr>
+    </w:lvl>
+    <w:lvl w:ilvl="7" w:tplc="04090019" w:tentative="1">
+      <w:start w:val="1"/>
+      <w:numFmt w:val="lowerLetter"/>
+      <w:lvlText w:val="%8."/>
+      <w:lvlJc w:val="left"/>
+      <w:pPr>
+        <w:ind w:left="6480" w:hanging="360"/>
+      </w:pPr>
+    </w:lvl>
+    <w:lvl w:ilvl="8" w:tplc="0409001B" w:tentative="1">
+      <w:start w:val="1"/>
+      <w:numFmt w:val="lowerRoman"/>
+      <w:lvlText w:val="%9."/>
+      <w:lvlJc w:val="right"/>
+      <w:pPr>
+        <w:ind w:left="7200" w:hanging="180"/>
+      </w:pPr>
+    </w:lvl>
+  </w:abstractNum>
+  <w:abstractNum w:abstractNumId="5" w15:restartNumberingAfterBreak="0">
     <w:nsid w:val="2A5E0D21"/>
     <w:multiLevelType w:val="hybridMultilevel"/>
     <w:tmpl w:val="9DD228AC"/>
@@ -13415,7 +15158,120 @@
       </w:rPr>
     </w:lvl>
   </w:abstractNum>
-  <w:abstractNum w:abstractNumId="5" w15:restartNumberingAfterBreak="0">
+  <w:abstractNum w:abstractNumId="6" w15:restartNumberingAfterBreak="0">
+    <w:nsid w:val="2F581267"/>
+    <w:multiLevelType w:val="hybridMultilevel"/>
+    <w:tmpl w:val="56BE38B4"/>
+    <w:lvl w:ilvl="0" w:tplc="04090001">
+      <w:start w:val="1"/>
+      <w:numFmt w:val="bullet"/>
+      <w:lvlText w:val=""/>
+      <w:lvlJc w:val="left"/>
+      <w:pPr>
+        <w:ind w:left="1440" w:hanging="360"/>
+      </w:pPr>
+      <w:rPr>
+        <w:rFonts w:ascii="Symbol" w:hAnsi="Symbol" w:hint="default"/>
+      </w:rPr>
+    </w:lvl>
+    <w:lvl w:ilvl="1" w:tplc="04090003" w:tentative="1">
+      <w:start w:val="1"/>
+      <w:numFmt w:val="bullet"/>
+      <w:lvlText w:val="o"/>
+      <w:lvlJc w:val="left"/>
+      <w:pPr>
+        <w:ind w:left="2160" w:hanging="360"/>
+      </w:pPr>
+      <w:rPr>
+        <w:rFonts w:ascii="Courier New" w:hAnsi="Courier New" w:cs="Courier New" w:hint="default"/>
+      </w:rPr>
+    </w:lvl>
+    <w:lvl w:ilvl="2" w:tplc="04090005" w:tentative="1">
+      <w:start w:val="1"/>
+      <w:numFmt w:val="bullet"/>
+      <w:lvlText w:val=""/>
+      <w:lvlJc w:val="left"/>
+      <w:pPr>
+        <w:ind w:left="2880" w:hanging="360"/>
+      </w:pPr>
+      <w:rPr>
+        <w:rFonts w:ascii="Wingdings" w:hAnsi="Wingdings" w:hint="default"/>
+      </w:rPr>
+    </w:lvl>
+    <w:lvl w:ilvl="3" w:tplc="04090001" w:tentative="1">
+      <w:start w:val="1"/>
+      <w:numFmt w:val="bullet"/>
+      <w:lvlText w:val=""/>
+      <w:lvlJc w:val="left"/>
+      <w:pPr>
+        <w:ind w:left="3600" w:hanging="360"/>
+      </w:pPr>
+      <w:rPr>
+        <w:rFonts w:ascii="Symbol" w:hAnsi="Symbol" w:hint="default"/>
+      </w:rPr>
+    </w:lvl>
+    <w:lvl w:ilvl="4" w:tplc="04090003" w:tentative="1">
+      <w:start w:val="1"/>
+      <w:numFmt w:val="bullet"/>
+      <w:lvlText w:val="o"/>
+      <w:lvlJc w:val="left"/>
+      <w:pPr>
+        <w:ind w:left="4320" w:hanging="360"/>
+      </w:pPr>
+      <w:rPr>
+        <w:rFonts w:ascii="Courier New" w:hAnsi="Courier New" w:cs="Courier New" w:hint="default"/>
+      </w:rPr>
+    </w:lvl>
+    <w:lvl w:ilvl="5" w:tplc="04090005" w:tentative="1">
+      <w:start w:val="1"/>
+      <w:numFmt w:val="bullet"/>
+      <w:lvlText w:val=""/>
+      <w:lvlJc w:val="left"/>
+      <w:pPr>
+        <w:ind w:left="5040" w:hanging="360"/>
+      </w:pPr>
+      <w:rPr>
+        <w:rFonts w:ascii="Wingdings" w:hAnsi="Wingdings" w:hint="default"/>
+      </w:rPr>
+    </w:lvl>
+    <w:lvl w:ilvl="6" w:tplc="04090001" w:tentative="1">
+      <w:start w:val="1"/>
+      <w:numFmt w:val="bullet"/>
+      <w:lvlText w:val=""/>
+      <w:lvlJc w:val="left"/>
+      <w:pPr>
+        <w:ind w:left="5760" w:hanging="360"/>
+      </w:pPr>
+      <w:rPr>
+        <w:rFonts w:ascii="Symbol" w:hAnsi="Symbol" w:hint="default"/>
+      </w:rPr>
+    </w:lvl>
+    <w:lvl w:ilvl="7" w:tplc="04090003" w:tentative="1">
+      <w:start w:val="1"/>
+      <w:numFmt w:val="bullet"/>
+      <w:lvlText w:val="o"/>
+      <w:lvlJc w:val="left"/>
+      <w:pPr>
+        <w:ind w:left="6480" w:hanging="360"/>
+      </w:pPr>
+      <w:rPr>
+        <w:rFonts w:ascii="Courier New" w:hAnsi="Courier New" w:cs="Courier New" w:hint="default"/>
+      </w:rPr>
+    </w:lvl>
+    <w:lvl w:ilvl="8" w:tplc="04090005" w:tentative="1">
+      <w:start w:val="1"/>
+      <w:numFmt w:val="bullet"/>
+      <w:lvlText w:val=""/>
+      <w:lvlJc w:val="left"/>
+      <w:pPr>
+        <w:ind w:left="7200" w:hanging="360"/>
+      </w:pPr>
+      <w:rPr>
+        <w:rFonts w:ascii="Wingdings" w:hAnsi="Wingdings" w:hint="default"/>
+      </w:rPr>
+    </w:lvl>
+  </w:abstractNum>
+  <w:abstractNum w:abstractNumId="7" w15:restartNumberingAfterBreak="0">
     <w:nsid w:val="52862F83"/>
     <w:multiLevelType w:val="multilevel"/>
     <w:tmpl w:val="896A0E4C"/>
@@ -13528,17 +15384,17 @@
       </w:pPr>
     </w:lvl>
   </w:abstractNum>
-  <w:abstractNum w:abstractNumId="6" w15:restartNumberingAfterBreak="0">
-    <w:nsid w:val="64234ED7"/>
+  <w:abstractNum w:abstractNumId="8" w15:restartNumberingAfterBreak="0">
+    <w:nsid w:val="612D3F71"/>
     <w:multiLevelType w:val="hybridMultilevel"/>
-    <w:tmpl w:val="663A14E4"/>
+    <w:tmpl w:val="2928275C"/>
     <w:lvl w:ilvl="0" w:tplc="04090001">
       <w:start w:val="1"/>
       <w:numFmt w:val="bullet"/>
       <w:lvlText w:val=""/>
       <w:lvlJc w:val="left"/>
       <w:pPr>
-        <w:ind w:left="1440" w:hanging="360"/>
+        <w:ind w:left="2160" w:hanging="360"/>
       </w:pPr>
       <w:rPr>
         <w:rFonts w:ascii="Symbol" w:hAnsi="Symbol" w:hint="default"/>
@@ -13550,7 +15406,7 @@
       <w:lvlText w:val="o"/>
       <w:lvlJc w:val="left"/>
       <w:pPr>
-        <w:ind w:left="2160" w:hanging="360"/>
+        <w:ind w:left="2880" w:hanging="360"/>
       </w:pPr>
       <w:rPr>
         <w:rFonts w:ascii="Courier New" w:hAnsi="Courier New" w:cs="Courier New" w:hint="default"/>
@@ -13562,7 +15418,7 @@
       <w:lvlText w:val=""/>
       <w:lvlJc w:val="left"/>
       <w:pPr>
-        <w:ind w:left="2880" w:hanging="360"/>
+        <w:ind w:left="3600" w:hanging="360"/>
       </w:pPr>
       <w:rPr>
         <w:rFonts w:ascii="Wingdings" w:hAnsi="Wingdings" w:hint="default"/>
@@ -13574,7 +15430,7 @@
       <w:lvlText w:val=""/>
       <w:lvlJc w:val="left"/>
       <w:pPr>
-        <w:ind w:left="3600" w:hanging="360"/>
+        <w:ind w:left="4320" w:hanging="360"/>
       </w:pPr>
       <w:rPr>
         <w:rFonts w:ascii="Symbol" w:hAnsi="Symbol" w:hint="default"/>
@@ -13586,7 +15442,7 @@
       <w:lvlText w:val="o"/>
       <w:lvlJc w:val="left"/>
       <w:pPr>
-        <w:ind w:left="4320" w:hanging="360"/>
+        <w:ind w:left="5040" w:hanging="360"/>
       </w:pPr>
       <w:rPr>
         <w:rFonts w:ascii="Courier New" w:hAnsi="Courier New" w:cs="Courier New" w:hint="default"/>
@@ -13598,7 +15454,7 @@
       <w:lvlText w:val=""/>
       <w:lvlJc w:val="left"/>
       <w:pPr>
-        <w:ind w:left="5040" w:hanging="360"/>
+        <w:ind w:left="5760" w:hanging="360"/>
       </w:pPr>
       <w:rPr>
         <w:rFonts w:ascii="Wingdings" w:hAnsi="Wingdings" w:hint="default"/>
@@ -13610,7 +15466,7 @@
       <w:lvlText w:val=""/>
       <w:lvlJc w:val="left"/>
       <w:pPr>
-        <w:ind w:left="5760" w:hanging="360"/>
+        <w:ind w:left="6480" w:hanging="360"/>
       </w:pPr>
       <w:rPr>
         <w:rFonts w:ascii="Symbol" w:hAnsi="Symbol" w:hint="default"/>
@@ -13622,7 +15478,7 @@
       <w:lvlText w:val="o"/>
       <w:lvlJc w:val="left"/>
       <w:pPr>
-        <w:ind w:left="6480" w:hanging="360"/>
+        <w:ind w:left="7200" w:hanging="360"/>
       </w:pPr>
       <w:rPr>
         <w:rFonts w:ascii="Courier New" w:hAnsi="Courier New" w:cs="Courier New" w:hint="default"/>
@@ -13634,14 +15490,127 @@
       <w:lvlText w:val=""/>
       <w:lvlJc w:val="left"/>
       <w:pPr>
-        <w:ind w:left="7200" w:hanging="360"/>
+        <w:ind w:left="7920" w:hanging="360"/>
       </w:pPr>
       <w:rPr>
         <w:rFonts w:ascii="Wingdings" w:hAnsi="Wingdings" w:hint="default"/>
       </w:rPr>
     </w:lvl>
   </w:abstractNum>
-  <w:abstractNum w:abstractNumId="7" w15:restartNumberingAfterBreak="0">
+  <w:abstractNum w:abstractNumId="9" w15:restartNumberingAfterBreak="0">
+    <w:nsid w:val="64234ED7"/>
+    <w:multiLevelType w:val="hybridMultilevel"/>
+    <w:tmpl w:val="663A14E4"/>
+    <w:lvl w:ilvl="0" w:tplc="04090001">
+      <w:start w:val="1"/>
+      <w:numFmt w:val="bullet"/>
+      <w:lvlText w:val=""/>
+      <w:lvlJc w:val="left"/>
+      <w:pPr>
+        <w:ind w:left="1440" w:hanging="360"/>
+      </w:pPr>
+      <w:rPr>
+        <w:rFonts w:ascii="Symbol" w:hAnsi="Symbol" w:hint="default"/>
+      </w:rPr>
+    </w:lvl>
+    <w:lvl w:ilvl="1" w:tplc="04090003" w:tentative="1">
+      <w:start w:val="1"/>
+      <w:numFmt w:val="bullet"/>
+      <w:lvlText w:val="o"/>
+      <w:lvlJc w:val="left"/>
+      <w:pPr>
+        <w:ind w:left="2160" w:hanging="360"/>
+      </w:pPr>
+      <w:rPr>
+        <w:rFonts w:ascii="Courier New" w:hAnsi="Courier New" w:cs="Courier New" w:hint="default"/>
+      </w:rPr>
+    </w:lvl>
+    <w:lvl w:ilvl="2" w:tplc="04090005" w:tentative="1">
+      <w:start w:val="1"/>
+      <w:numFmt w:val="bullet"/>
+      <w:lvlText w:val=""/>
+      <w:lvlJc w:val="left"/>
+      <w:pPr>
+        <w:ind w:left="2880" w:hanging="360"/>
+      </w:pPr>
+      <w:rPr>
+        <w:rFonts w:ascii="Wingdings" w:hAnsi="Wingdings" w:hint="default"/>
+      </w:rPr>
+    </w:lvl>
+    <w:lvl w:ilvl="3" w:tplc="04090001" w:tentative="1">
+      <w:start w:val="1"/>
+      <w:numFmt w:val="bullet"/>
+      <w:lvlText w:val=""/>
+      <w:lvlJc w:val="left"/>
+      <w:pPr>
+        <w:ind w:left="3600" w:hanging="360"/>
+      </w:pPr>
+      <w:rPr>
+        <w:rFonts w:ascii="Symbol" w:hAnsi="Symbol" w:hint="default"/>
+      </w:rPr>
+    </w:lvl>
+    <w:lvl w:ilvl="4" w:tplc="04090003" w:tentative="1">
+      <w:start w:val="1"/>
+      <w:numFmt w:val="bullet"/>
+      <w:lvlText w:val="o"/>
+      <w:lvlJc w:val="left"/>
+      <w:pPr>
+        <w:ind w:left="4320" w:hanging="360"/>
+      </w:pPr>
+      <w:rPr>
+        <w:rFonts w:ascii="Courier New" w:hAnsi="Courier New" w:cs="Courier New" w:hint="default"/>
+      </w:rPr>
+    </w:lvl>
+    <w:lvl w:ilvl="5" w:tplc="04090005" w:tentative="1">
+      <w:start w:val="1"/>
+      <w:numFmt w:val="bullet"/>
+      <w:lvlText w:val=""/>
+      <w:lvlJc w:val="left"/>
+      <w:pPr>
+        <w:ind w:left="5040" w:hanging="360"/>
+      </w:pPr>
+      <w:rPr>
+        <w:rFonts w:ascii="Wingdings" w:hAnsi="Wingdings" w:hint="default"/>
+      </w:rPr>
+    </w:lvl>
+    <w:lvl w:ilvl="6" w:tplc="04090001" w:tentative="1">
+      <w:start w:val="1"/>
+      <w:numFmt w:val="bullet"/>
+      <w:lvlText w:val=""/>
+      <w:lvlJc w:val="left"/>
+      <w:pPr>
+        <w:ind w:left="5760" w:hanging="360"/>
+      </w:pPr>
+      <w:rPr>
+        <w:rFonts w:ascii="Symbol" w:hAnsi="Symbol" w:hint="default"/>
+      </w:rPr>
+    </w:lvl>
+    <w:lvl w:ilvl="7" w:tplc="04090003" w:tentative="1">
+      <w:start w:val="1"/>
+      <w:numFmt w:val="bullet"/>
+      <w:lvlText w:val="o"/>
+      <w:lvlJc w:val="left"/>
+      <w:pPr>
+        <w:ind w:left="6480" w:hanging="360"/>
+      </w:pPr>
+      <w:rPr>
+        <w:rFonts w:ascii="Courier New" w:hAnsi="Courier New" w:cs="Courier New" w:hint="default"/>
+      </w:rPr>
+    </w:lvl>
+    <w:lvl w:ilvl="8" w:tplc="04090005" w:tentative="1">
+      <w:start w:val="1"/>
+      <w:numFmt w:val="bullet"/>
+      <w:lvlText w:val=""/>
+      <w:lvlJc w:val="left"/>
+      <w:pPr>
+        <w:ind w:left="7200" w:hanging="360"/>
+      </w:pPr>
+      <w:rPr>
+        <w:rFonts w:ascii="Wingdings" w:hAnsi="Wingdings" w:hint="default"/>
+      </w:rPr>
+    </w:lvl>
+  </w:abstractNum>
+  <w:abstractNum w:abstractNumId="10" w15:restartNumberingAfterBreak="0">
     <w:nsid w:val="6C56703E"/>
     <w:multiLevelType w:val="hybridMultilevel"/>
     <w:tmpl w:val="B2D04C2C"/>
@@ -13754,7 +15723,233 @@
       </w:rPr>
     </w:lvl>
   </w:abstractNum>
-  <w:abstractNum w:abstractNumId="8" w15:restartNumberingAfterBreak="0">
+  <w:abstractNum w:abstractNumId="11" w15:restartNumberingAfterBreak="0">
+    <w:nsid w:val="733A403B"/>
+    <w:multiLevelType w:val="hybridMultilevel"/>
+    <w:tmpl w:val="A74C8428"/>
+    <w:lvl w:ilvl="0" w:tplc="04090001">
+      <w:start w:val="1"/>
+      <w:numFmt w:val="bullet"/>
+      <w:lvlText w:val=""/>
+      <w:lvlJc w:val="left"/>
+      <w:pPr>
+        <w:ind w:left="2160" w:hanging="360"/>
+      </w:pPr>
+      <w:rPr>
+        <w:rFonts w:ascii="Symbol" w:hAnsi="Symbol" w:hint="default"/>
+      </w:rPr>
+    </w:lvl>
+    <w:lvl w:ilvl="1" w:tplc="04090003" w:tentative="1">
+      <w:start w:val="1"/>
+      <w:numFmt w:val="bullet"/>
+      <w:lvlText w:val="o"/>
+      <w:lvlJc w:val="left"/>
+      <w:pPr>
+        <w:ind w:left="2880" w:hanging="360"/>
+      </w:pPr>
+      <w:rPr>
+        <w:rFonts w:ascii="Courier New" w:hAnsi="Courier New" w:cs="Courier New" w:hint="default"/>
+      </w:rPr>
+    </w:lvl>
+    <w:lvl w:ilvl="2" w:tplc="04090005" w:tentative="1">
+      <w:start w:val="1"/>
+      <w:numFmt w:val="bullet"/>
+      <w:lvlText w:val=""/>
+      <w:lvlJc w:val="left"/>
+      <w:pPr>
+        <w:ind w:left="3600" w:hanging="360"/>
+      </w:pPr>
+      <w:rPr>
+        <w:rFonts w:ascii="Wingdings" w:hAnsi="Wingdings" w:hint="default"/>
+      </w:rPr>
+    </w:lvl>
+    <w:lvl w:ilvl="3" w:tplc="04090001" w:tentative="1">
+      <w:start w:val="1"/>
+      <w:numFmt w:val="bullet"/>
+      <w:lvlText w:val=""/>
+      <w:lvlJc w:val="left"/>
+      <w:pPr>
+        <w:ind w:left="4320" w:hanging="360"/>
+      </w:pPr>
+      <w:rPr>
+        <w:rFonts w:ascii="Symbol" w:hAnsi="Symbol" w:hint="default"/>
+      </w:rPr>
+    </w:lvl>
+    <w:lvl w:ilvl="4" w:tplc="04090003" w:tentative="1">
+      <w:start w:val="1"/>
+      <w:numFmt w:val="bullet"/>
+      <w:lvlText w:val="o"/>
+      <w:lvlJc w:val="left"/>
+      <w:pPr>
+        <w:ind w:left="5040" w:hanging="360"/>
+      </w:pPr>
+      <w:rPr>
+        <w:rFonts w:ascii="Courier New" w:hAnsi="Courier New" w:cs="Courier New" w:hint="default"/>
+      </w:rPr>
+    </w:lvl>
+    <w:lvl w:ilvl="5" w:tplc="04090005" w:tentative="1">
+      <w:start w:val="1"/>
+      <w:numFmt w:val="bullet"/>
+      <w:lvlText w:val=""/>
+      <w:lvlJc w:val="left"/>
+      <w:pPr>
+        <w:ind w:left="5760" w:hanging="360"/>
+      </w:pPr>
+      <w:rPr>
+        <w:rFonts w:ascii="Wingdings" w:hAnsi="Wingdings" w:hint="default"/>
+      </w:rPr>
+    </w:lvl>
+    <w:lvl w:ilvl="6" w:tplc="04090001" w:tentative="1">
+      <w:start w:val="1"/>
+      <w:numFmt w:val="bullet"/>
+      <w:lvlText w:val=""/>
+      <w:lvlJc w:val="left"/>
+      <w:pPr>
+        <w:ind w:left="6480" w:hanging="360"/>
+      </w:pPr>
+      <w:rPr>
+        <w:rFonts w:ascii="Symbol" w:hAnsi="Symbol" w:hint="default"/>
+      </w:rPr>
+    </w:lvl>
+    <w:lvl w:ilvl="7" w:tplc="04090003" w:tentative="1">
+      <w:start w:val="1"/>
+      <w:numFmt w:val="bullet"/>
+      <w:lvlText w:val="o"/>
+      <w:lvlJc w:val="left"/>
+      <w:pPr>
+        <w:ind w:left="7200" w:hanging="360"/>
+      </w:pPr>
+      <w:rPr>
+        <w:rFonts w:ascii="Courier New" w:hAnsi="Courier New" w:cs="Courier New" w:hint="default"/>
+      </w:rPr>
+    </w:lvl>
+    <w:lvl w:ilvl="8" w:tplc="04090005" w:tentative="1">
+      <w:start w:val="1"/>
+      <w:numFmt w:val="bullet"/>
+      <w:lvlText w:val=""/>
+      <w:lvlJc w:val="left"/>
+      <w:pPr>
+        <w:ind w:left="7920" w:hanging="360"/>
+      </w:pPr>
+      <w:rPr>
+        <w:rFonts w:ascii="Wingdings" w:hAnsi="Wingdings" w:hint="default"/>
+      </w:rPr>
+    </w:lvl>
+  </w:abstractNum>
+  <w:abstractNum w:abstractNumId="12" w15:restartNumberingAfterBreak="0">
+    <w:nsid w:val="73CF1A0A"/>
+    <w:multiLevelType w:val="hybridMultilevel"/>
+    <w:tmpl w:val="61661A48"/>
+    <w:lvl w:ilvl="0" w:tplc="04090001">
+      <w:start w:val="1"/>
+      <w:numFmt w:val="bullet"/>
+      <w:lvlText w:val=""/>
+      <w:lvlJc w:val="left"/>
+      <w:pPr>
+        <w:ind w:left="2160" w:hanging="360"/>
+      </w:pPr>
+      <w:rPr>
+        <w:rFonts w:ascii="Symbol" w:hAnsi="Symbol" w:hint="default"/>
+      </w:rPr>
+    </w:lvl>
+    <w:lvl w:ilvl="1" w:tplc="04090003" w:tentative="1">
+      <w:start w:val="1"/>
+      <w:numFmt w:val="bullet"/>
+      <w:lvlText w:val="o"/>
+      <w:lvlJc w:val="left"/>
+      <w:pPr>
+        <w:ind w:left="2880" w:hanging="360"/>
+      </w:pPr>
+      <w:rPr>
+        <w:rFonts w:ascii="Courier New" w:hAnsi="Courier New" w:cs="Courier New" w:hint="default"/>
+      </w:rPr>
+    </w:lvl>
+    <w:lvl w:ilvl="2" w:tplc="04090005" w:tentative="1">
+      <w:start w:val="1"/>
+      <w:numFmt w:val="bullet"/>
+      <w:lvlText w:val=""/>
+      <w:lvlJc w:val="left"/>
+      <w:pPr>
+        <w:ind w:left="3600" w:hanging="360"/>
+      </w:pPr>
+      <w:rPr>
+        <w:rFonts w:ascii="Wingdings" w:hAnsi="Wingdings" w:hint="default"/>
+      </w:rPr>
+    </w:lvl>
+    <w:lvl w:ilvl="3" w:tplc="04090001" w:tentative="1">
+      <w:start w:val="1"/>
+      <w:numFmt w:val="bullet"/>
+      <w:lvlText w:val=""/>
+      <w:lvlJc w:val="left"/>
+      <w:pPr>
+        <w:ind w:left="4320" w:hanging="360"/>
+      </w:pPr>
+      <w:rPr>
+        <w:rFonts w:ascii="Symbol" w:hAnsi="Symbol" w:hint="default"/>
+      </w:rPr>
+    </w:lvl>
+    <w:lvl w:ilvl="4" w:tplc="04090003" w:tentative="1">
+      <w:start w:val="1"/>
+      <w:numFmt w:val="bullet"/>
+      <w:lvlText w:val="o"/>
+      <w:lvlJc w:val="left"/>
+      <w:pPr>
+        <w:ind w:left="5040" w:hanging="360"/>
+      </w:pPr>
+      <w:rPr>
+        <w:rFonts w:ascii="Courier New" w:hAnsi="Courier New" w:cs="Courier New" w:hint="default"/>
+      </w:rPr>
+    </w:lvl>
+    <w:lvl w:ilvl="5" w:tplc="04090005" w:tentative="1">
+      <w:start w:val="1"/>
+      <w:numFmt w:val="bullet"/>
+      <w:lvlText w:val=""/>
+      <w:lvlJc w:val="left"/>
+      <w:pPr>
+        <w:ind w:left="5760" w:hanging="360"/>
+      </w:pPr>
+      <w:rPr>
+        <w:rFonts w:ascii="Wingdings" w:hAnsi="Wingdings" w:hint="default"/>
+      </w:rPr>
+    </w:lvl>
+    <w:lvl w:ilvl="6" w:tplc="04090001" w:tentative="1">
+      <w:start w:val="1"/>
+      <w:numFmt w:val="bullet"/>
+      <w:lvlText w:val=""/>
+      <w:lvlJc w:val="left"/>
+      <w:pPr>
+        <w:ind w:left="6480" w:hanging="360"/>
+      </w:pPr>
+      <w:rPr>
+        <w:rFonts w:ascii="Symbol" w:hAnsi="Symbol" w:hint="default"/>
+      </w:rPr>
+    </w:lvl>
+    <w:lvl w:ilvl="7" w:tplc="04090003" w:tentative="1">
+      <w:start w:val="1"/>
+      <w:numFmt w:val="bullet"/>
+      <w:lvlText w:val="o"/>
+      <w:lvlJc w:val="left"/>
+      <w:pPr>
+        <w:ind w:left="7200" w:hanging="360"/>
+      </w:pPr>
+      <w:rPr>
+        <w:rFonts w:ascii="Courier New" w:hAnsi="Courier New" w:cs="Courier New" w:hint="default"/>
+      </w:rPr>
+    </w:lvl>
+    <w:lvl w:ilvl="8" w:tplc="04090005" w:tentative="1">
+      <w:start w:val="1"/>
+      <w:numFmt w:val="bullet"/>
+      <w:lvlText w:val=""/>
+      <w:lvlJc w:val="left"/>
+      <w:pPr>
+        <w:ind w:left="7920" w:hanging="360"/>
+      </w:pPr>
+      <w:rPr>
+        <w:rFonts w:ascii="Wingdings" w:hAnsi="Wingdings" w:hint="default"/>
+      </w:rPr>
+    </w:lvl>
+  </w:abstractNum>
+  <w:abstractNum w:abstractNumId="13" w15:restartNumberingAfterBreak="0">
     <w:nsid w:val="7C7A240B"/>
     <w:multiLevelType w:val="hybridMultilevel"/>
     <w:tmpl w:val="E65A88A8"/>
@@ -13841,19 +16036,19 @@
     </w:lvl>
   </w:abstractNum>
   <w:num w:numId="1" w16cid:durableId="2077163643">
-    <w:abstractNumId w:val="4"/>
+    <w:abstractNumId w:val="5"/>
   </w:num>
   <w:num w:numId="2" w16cid:durableId="58940046">
     <w:abstractNumId w:val="3"/>
   </w:num>
   <w:num w:numId="3" w16cid:durableId="337930368">
-    <w:abstractNumId w:val="5"/>
+    <w:abstractNumId w:val="7"/>
   </w:num>
   <w:num w:numId="4" w16cid:durableId="867064787">
     <w:abstractNumId w:val="0"/>
   </w:num>
   <w:num w:numId="5" w16cid:durableId="402265228">
-    <w:abstractNumId w:val="8"/>
+    <w:abstractNumId w:val="13"/>
   </w:num>
   <w:num w:numId="6" w16cid:durableId="537477558">
     <w:abstractNumId w:val="2"/>
@@ -13862,10 +16057,25 @@
     <w:abstractNumId w:val="1"/>
   </w:num>
   <w:num w:numId="8" w16cid:durableId="1847592865">
+    <w:abstractNumId w:val="9"/>
+  </w:num>
+  <w:num w:numId="9" w16cid:durableId="1967658546">
+    <w:abstractNumId w:val="10"/>
+  </w:num>
+  <w:num w:numId="10" w16cid:durableId="1097290247">
     <w:abstractNumId w:val="6"/>
   </w:num>
-  <w:num w:numId="9" w16cid:durableId="1967658546">
-    <w:abstractNumId w:val="7"/>
+  <w:num w:numId="11" w16cid:durableId="1829321258">
+    <w:abstractNumId w:val="4"/>
+  </w:num>
+  <w:num w:numId="12" w16cid:durableId="1894392032">
+    <w:abstractNumId w:val="8"/>
+  </w:num>
+  <w:num w:numId="13" w16cid:durableId="364868194">
+    <w:abstractNumId w:val="11"/>
+  </w:num>
+  <w:num w:numId="14" w16cid:durableId="2017536268">
+    <w:abstractNumId w:val="12"/>
   </w:num>
 </w:numbering>
 </file>
